--- a/Aula1_aluno.docx
+++ b/Aula1_aluno.docx
@@ -1,6 +1,6 @@
 
 <file path=word/document.xml><?xml version="1.0" encoding="utf-8"?>
-<w:document xmlns:wpc="http://schemas.microsoft.com/office/word/2010/wordprocessingCanvas" xmlns:cx="http://schemas.microsoft.com/office/drawing/2014/chartex" xmlns:cx1="http://schemas.microsoft.com/office/drawing/2015/9/8/chartex" xmlns:cx2="http://schemas.microsoft.com/office/drawing/2015/10/21/chartex" xmlns:cx3="http://schemas.microsoft.com/office/drawing/2016/5/9/chartex" xmlns:cx4="http://schemas.microsoft.com/office/drawing/2016/5/10/chartex" xmlns:cx5="http://schemas.microsoft.com/office/drawing/2016/5/11/chartex" xmlns:cx6="http://schemas.microsoft.com/office/drawing/2016/5/12/chartex" xmlns:cx7="http://schemas.microsoft.com/office/drawing/2016/5/13/chartex" xmlns:cx8="http://schemas.microsoft.com/office/drawing/2016/5/14/chartex" xmlns:mc="http://schemas.openxmlformats.org/markup-compatibility/2006" xmlns:aink="http://schemas.microsoft.com/office/drawing/2016/ink" xmlns:am3d="http://schemas.microsoft.com/office/drawing/2017/model3d" xmlns:o="urn:schemas-microsoft-com:office:office" xmlns:oel="http://schemas.microsoft.com/office/2019/extlst" xmlns:r="http://schemas.openxmlformats.org/officeDocument/2006/relationships" xmlns:m="http://schemas.openxmlformats.org/officeDocument/2006/math" xmlns:v="urn:schemas-microsoft-com:vml" xmlns:wp14="http://schemas.microsoft.com/office/word/2010/wordprocessingDrawing" xmlns:wp="http://schemas.openxmlformats.org/drawingml/2006/wordprocessingDrawing" xmlns:w10="urn:schemas-microsoft-com:office:word" xmlns:w="http://schemas.openxmlformats.org/wordprocessingml/2006/main" xmlns:w14="http://schemas.microsoft.com/office/word/2010/wordml" xmlns:w15="http://schemas.microsoft.com/office/word/2012/wordml" xmlns:w16cei="http://schemas.microsoft.com/office/word/2026/wordml/cei" xmlns:w16cex="http://schemas.microsoft.com/office/word/2018/wordml/cex" xmlns:w16cid="http://schemas.microsoft.com/office/word/2016/wordml/cid" xmlns:w16="http://schemas.microsoft.com/office/word/2018/wordml" xmlns:w16du="http://schemas.microsoft.com/office/word/2023/wordml/word16du" xmlns:w16sdtdh="http://schemas.microsoft.com/office/word/2020/wordml/sdtdatahash" xmlns:w16sdtfl="http://schemas.microsoft.com/office/word/2024/wordml/sdtformatlock" xmlns:w16se="http://schemas.microsoft.com/office/word/2015/wordml/symex" xmlns:wpg="http://schemas.microsoft.com/office/word/2010/wordprocessingGroup" xmlns:wpi="http://schemas.microsoft.com/office/word/2010/wordprocessingInk" xmlns:wne="http://schemas.microsoft.com/office/word/2006/wordml" xmlns:wps="http://schemas.microsoft.com/office/word/2010/wordprocessingShape" mc:Ignorable="w14 w15 w16se w16cid w16 w16cex w16sdtdh w16sdtfl w16du wp14">
+<w:document xmlns:wpc="http://schemas.microsoft.com/office/word/2010/wordprocessingCanvas" xmlns:mc="http://schemas.openxmlformats.org/markup-compatibility/2006" xmlns:o="urn:schemas-microsoft-com:office:office" xmlns:r="http://schemas.openxmlformats.org/officeDocument/2006/relationships" xmlns:m="http://schemas.openxmlformats.org/officeDocument/2006/math" xmlns:v="urn:schemas-microsoft-com:vml" xmlns:wp14="http://schemas.microsoft.com/office/word/2010/wordprocessingDrawing" xmlns:wp="http://schemas.openxmlformats.org/drawingml/2006/wordprocessingDrawing" xmlns:w10="urn:schemas-microsoft-com:office:word" xmlns:w="http://schemas.openxmlformats.org/wordprocessingml/2006/main" xmlns:w14="http://schemas.microsoft.com/office/word/2010/wordml" xmlns:w15="http://schemas.microsoft.com/office/word/2012/wordml" xmlns:w16se="http://schemas.microsoft.com/office/word/2015/wordml/symex" xmlns:w16cid="http://schemas.microsoft.com/office/word/2016/wordml/cid" xmlns:w16="http://schemas.microsoft.com/office/word/2018/wordml" xmlns:w16cex="http://schemas.microsoft.com/office/word/2018/wordml/cex" xmlns:w16sdtdh="http://schemas.microsoft.com/office/word/2020/wordml/sdtdatahash" xmlns:wne="http://schemas.microsoft.com/office/word/2006/wordml" xmlns:wpg="http://schemas.microsoft.com/office/word/2010/wordprocessingGroup" xmlns:wps="http://schemas.microsoft.com/office/word/2010/wordprocessingShape" mc:Ignorable="w14 w15 w16se w16cid w16 w16cex w16sdtdh wp14">
   <w:body>
     <w:p>
       <w:pPr>
@@ -15,9 +15,10 @@
       </w:pPr>
       <w:r>
         <w:rPr>
-          <w:rFonts w:ascii="Verdana" w:hAnsi="Verdana"/>
+          <w:rFonts w:ascii="Verdana" w:hAnsi="Verdana" w:eastAsia="Calibri" w:cs="Verdana" w:eastAsiaTheme="minorHAnsi" w:csTheme="minorBidi"/>
           <w:b/>
           <w:bCs/>
+          <w:kern w:val="2"/>
           <w:sz w:val="32"/>
           <w:szCs w:val="32"/>
         </w:rPr>
@@ -34,9 +35,12 @@
       </w:pPr>
       <w:r>
         <w:rPr>
-          <w:rFonts w:ascii="Verdana" w:hAnsi="Verdana"/>
+          <w:rFonts w:ascii="Verdana" w:hAnsi="Verdana" w:eastAsia="Calibri" w:cs="Verdana" w:eastAsiaTheme="minorHAnsi" w:csTheme="minorBidi"/>
           <w:b/>
           <w:bCs/>
+          <w:kern w:val="2"/>
+          <w:sz w:val="22"/>
+          <w:szCs w:val="22"/>
         </w:rPr>
         <w:t>Tabela de Alinhamento Pedagógico (Capacidades e Conhecimentos)</w:t>
       </w:r>
@@ -45,13 +49,21 @@
       <w:tblPr>
         <w:tblW w:w="0" w:type="auto"/>
         <w:tblCellSpacing w:w="15" w:type="dxa"/>
+        <w:tblBorders>
+          <w:top w:val="single" w:sz="6" w:space="0" w:color="C4C7C5"/>
+          <w:left w:val="single" w:sz="6" w:space="0" w:color="C4C7C5"/>
+          <w:bottom w:val="single" w:sz="6" w:space="0" w:color="C4C7C5"/>
+          <w:right w:val="single" w:sz="6" w:space="0" w:color="C4C7C5"/>
+          <w:insideH w:val="single" w:sz="6" w:space="0" w:color="C4C7C5"/>
+          <w:insideV w:val="single" w:sz="6" w:space="0" w:color="C4C7C5"/>
+        </w:tblBorders>
         <w:tblCellMar>
           <w:top w:w="15" w:type="dxa"/>
           <w:left w:w="15" w:type="dxa"/>
           <w:bottom w:w="15" w:type="dxa"/>
           <w:right w:w="15" w:type="dxa"/>
         </w:tblCellMar>
-        <w:tblLook w:val="04A0" w:firstRow="1" w:lastRow="0" w:firstColumn="1" w:lastColumn="0" w:noHBand="0" w:noVBand="1"/>
+        <w:tblLook w:firstRow="1" w:firstColumn="1" w:noVBand="1"/>
       </w:tblPr>
       <w:tblGrid>
         <w:gridCol w:w="2979"/>
@@ -61,7 +73,6 @@
       <w:tr>
         <w:trPr>
           <w:tblHeader/>
-          <w:tblCellSpacing w:w="15" w:type="dxa"/>
         </w:trPr>
         <w:tc>
           <w:tcPr>
@@ -89,9 +100,12 @@
             </w:pPr>
             <w:r>
               <w:rPr>
-                <w:rFonts w:ascii="Verdana" w:hAnsi="Verdana"/>
+                <w:rFonts w:ascii="Verdana" w:hAnsi="Verdana" w:eastAsia="Calibri" w:cs="Verdana" w:eastAsiaTheme="minorHAnsi" w:csTheme="minorBidi"/>
                 <w:b/>
                 <w:bCs/>
+                <w:kern w:val="2"/>
+                <w:sz w:val="22"/>
+                <w:szCs w:val="22"/>
               </w:rPr>
               <w:t>Capacidades Técnicas a Desenvolver</w:t>
             </w:r>
@@ -123,9 +137,12 @@
             </w:pPr>
             <w:r>
               <w:rPr>
-                <w:rFonts w:ascii="Verdana" w:hAnsi="Verdana"/>
+                <w:rFonts w:ascii="Verdana" w:hAnsi="Verdana" w:eastAsia="Calibri" w:cs="Verdana" w:eastAsiaTheme="minorHAnsi" w:csTheme="minorBidi"/>
                 <w:b/>
                 <w:bCs/>
+                <w:kern w:val="2"/>
+                <w:sz w:val="22"/>
+                <w:szCs w:val="22"/>
               </w:rPr>
               <w:t>Conhecimentos Articulados</w:t>
             </w:r>
@@ -157,9 +174,12 @@
             </w:pPr>
             <w:r>
               <w:rPr>
-                <w:rFonts w:ascii="Verdana" w:hAnsi="Verdana"/>
+                <w:rFonts w:ascii="Verdana" w:hAnsi="Verdana" w:eastAsia="Calibri" w:cs="Verdana" w:eastAsiaTheme="minorHAnsi" w:csTheme="minorBidi"/>
                 <w:b/>
                 <w:bCs/>
+                <w:kern w:val="2"/>
+                <w:sz w:val="22"/>
+                <w:szCs w:val="22"/>
               </w:rPr>
               <w:t>Aplicação Prática na Aula</w:t>
             </w:r>
@@ -167,9 +187,6 @@
         </w:tc>
       </w:tr>
       <w:tr>
-        <w:trPr>
-          <w:tblCellSpacing w:w="15" w:type="dxa"/>
-        </w:trPr>
         <w:tc>
           <w:tcPr>
             <w:tcW w:w="0" w:type="auto"/>
@@ -196,7 +213,10 @@
             </w:pPr>
             <w:r>
               <w:rPr>
-                <w:rFonts w:ascii="Verdana" w:hAnsi="Verdana"/>
+                <w:rFonts w:ascii="Verdana" w:hAnsi="Verdana" w:eastAsia="Calibri" w:cs="Verdana" w:eastAsiaTheme="minorHAnsi" w:csTheme="minorBidi"/>
+                <w:kern w:val="2"/>
+                <w:sz w:val="22"/>
+                <w:szCs w:val="22"/>
               </w:rPr>
               <w:t xml:space="preserve">• Identificar a importância do teste de software no ciclo de desenvolvimento. </w:t>
             </w:r>
@@ -208,10 +228,7 @@
               </w:rPr>
             </w:pPr>
             <w:r>
-              <w:rPr>
-                <w:rFonts w:ascii="Verdana" w:hAnsi="Verdana"/>
-              </w:rPr>
-              <w:br/>
+              <w:br w:type="textWrapping"/>
             </w:r>
           </w:p>
           <w:p>
@@ -222,7 +239,10 @@
             </w:pPr>
             <w:r>
               <w:rPr>
-                <w:rFonts w:ascii="Verdana" w:hAnsi="Verdana"/>
+                <w:rFonts w:ascii="Verdana" w:hAnsi="Verdana" w:eastAsia="Calibri" w:cs="Verdana" w:eastAsiaTheme="minorHAnsi" w:csTheme="minorBidi"/>
+                <w:kern w:val="2"/>
+                <w:sz w:val="22"/>
+                <w:szCs w:val="22"/>
               </w:rPr>
               <w:t xml:space="preserve">• Diferenciar os conceitos de erro, defeito (bug) e falha. </w:t>
             </w:r>
@@ -234,10 +254,7 @@
               </w:rPr>
             </w:pPr>
             <w:r>
-              <w:rPr>
-                <w:rFonts w:ascii="Verdana" w:hAnsi="Verdana"/>
-              </w:rPr>
-              <w:br/>
+              <w:br w:type="textWrapping"/>
             </w:r>
           </w:p>
           <w:p>
@@ -248,7 +265,10 @@
             </w:pPr>
             <w:r>
               <w:rPr>
-                <w:rFonts w:ascii="Verdana" w:hAnsi="Verdana"/>
+                <w:rFonts w:ascii="Verdana" w:hAnsi="Verdana" w:eastAsia="Calibri" w:cs="Verdana" w:eastAsiaTheme="minorHAnsi" w:csTheme="minorBidi"/>
+                <w:kern w:val="2"/>
+                <w:sz w:val="22"/>
+                <w:szCs w:val="22"/>
               </w:rPr>
               <w:t xml:space="preserve">• Distinguir testes funcionais de testes não funcionais. </w:t>
             </w:r>
@@ -260,10 +280,7 @@
               </w:rPr>
             </w:pPr>
             <w:r>
-              <w:rPr>
-                <w:rFonts w:ascii="Verdana" w:hAnsi="Verdana"/>
-              </w:rPr>
-              <w:br/>
+              <w:br w:type="textWrapping"/>
             </w:r>
           </w:p>
           <w:p>
@@ -274,7 +291,10 @@
             </w:pPr>
             <w:r>
               <w:rPr>
-                <w:rFonts w:ascii="Verdana" w:hAnsi="Verdana"/>
+                <w:rFonts w:ascii="Verdana" w:hAnsi="Verdana" w:eastAsia="Calibri" w:cs="Verdana" w:eastAsiaTheme="minorHAnsi" w:csTheme="minorBidi"/>
+                <w:kern w:val="2"/>
+                <w:sz w:val="22"/>
+                <w:szCs w:val="22"/>
               </w:rPr>
               <w:t xml:space="preserve">• Compreender a hierarquia e os níveis de teste (Unitário, Integração, Sistema e Aceitação). </w:t>
             </w:r>
@@ -306,7 +326,10 @@
             </w:pPr>
             <w:r>
               <w:rPr>
-                <w:rFonts w:ascii="Verdana" w:hAnsi="Verdana"/>
+                <w:rFonts w:ascii="Verdana" w:hAnsi="Verdana" w:eastAsia="Calibri" w:cs="Verdana" w:eastAsiaTheme="minorHAnsi" w:csTheme="minorBidi"/>
+                <w:kern w:val="2"/>
+                <w:sz w:val="22"/>
+                <w:szCs w:val="22"/>
               </w:rPr>
               <w:t xml:space="preserve">• Conceito e objetivos do teste de software (Confiança, Funcionalidade, Performance). </w:t>
             </w:r>
@@ -318,10 +341,7 @@
               </w:rPr>
             </w:pPr>
             <w:r>
-              <w:rPr>
-                <w:rFonts w:ascii="Verdana" w:hAnsi="Verdana"/>
-              </w:rPr>
-              <w:br/>
+              <w:br w:type="textWrapping"/>
             </w:r>
           </w:p>
           <w:p>
@@ -332,7 +352,10 @@
             </w:pPr>
             <w:r>
               <w:rPr>
-                <w:rFonts w:ascii="Verdana" w:hAnsi="Verdana"/>
+                <w:rFonts w:ascii="Verdana" w:hAnsi="Verdana" w:eastAsia="Calibri" w:cs="Verdana" w:eastAsiaTheme="minorHAnsi" w:csTheme="minorBidi"/>
+                <w:kern w:val="2"/>
+                <w:sz w:val="22"/>
+                <w:szCs w:val="22"/>
               </w:rPr>
               <w:t xml:space="preserve">• Consequências da ausência de testes em projetos de software. </w:t>
             </w:r>
@@ -344,10 +367,7 @@
               </w:rPr>
             </w:pPr>
             <w:r>
-              <w:rPr>
-                <w:rFonts w:ascii="Verdana" w:hAnsi="Verdana"/>
-              </w:rPr>
-              <w:br/>
+              <w:br w:type="textWrapping"/>
             </w:r>
           </w:p>
           <w:p>
@@ -358,7 +378,10 @@
             </w:pPr>
             <w:r>
               <w:rPr>
-                <w:rFonts w:ascii="Verdana" w:hAnsi="Verdana"/>
+                <w:rFonts w:ascii="Verdana" w:hAnsi="Verdana" w:eastAsia="Calibri" w:cs="Verdana" w:eastAsiaTheme="minorHAnsi" w:csTheme="minorBidi"/>
+                <w:kern w:val="2"/>
+                <w:sz w:val="22"/>
+                <w:szCs w:val="22"/>
               </w:rPr>
               <w:t xml:space="preserve">• Tipos de teste (Funcional vs. Não Funcional). </w:t>
             </w:r>
@@ -370,10 +393,7 @@
               </w:rPr>
             </w:pPr>
             <w:r>
-              <w:rPr>
-                <w:rFonts w:ascii="Verdana" w:hAnsi="Verdana"/>
-              </w:rPr>
-              <w:br/>
+              <w:br w:type="textWrapping"/>
             </w:r>
           </w:p>
           <w:p>
@@ -384,7 +404,10 @@
             </w:pPr>
             <w:r>
               <w:rPr>
-                <w:rFonts w:ascii="Verdana" w:hAnsi="Verdana"/>
+                <w:rFonts w:ascii="Verdana" w:hAnsi="Verdana" w:eastAsia="Calibri" w:cs="Verdana" w:eastAsiaTheme="minorHAnsi" w:csTheme="minorBidi"/>
+                <w:kern w:val="2"/>
+                <w:sz w:val="22"/>
+                <w:szCs w:val="22"/>
               </w:rPr>
               <w:t xml:space="preserve">• Níveis de teste e a Pirâmide de Testes. </w:t>
             </w:r>
@@ -416,21 +439,30 @@
             </w:pPr>
             <w:r>
               <w:rPr>
-                <w:rFonts w:ascii="Verdana" w:hAnsi="Verdana"/>
+                <w:rFonts w:ascii="Verdana" w:hAnsi="Verdana" w:eastAsia="Calibri" w:cs="Verdana" w:eastAsiaTheme="minorHAnsi" w:csTheme="minorBidi"/>
+                <w:kern w:val="2"/>
+                <w:sz w:val="22"/>
+                <w:szCs w:val="22"/>
               </w:rPr>
               <w:t xml:space="preserve">• Análise do Estudo de Caso </w:t>
             </w:r>
             <w:r>
               <w:rPr>
-                <w:rFonts w:ascii="Verdana" w:hAnsi="Verdana"/>
+                <w:rFonts w:ascii="Verdana" w:hAnsi="Verdana" w:eastAsia="Calibri" w:cs="Verdana" w:eastAsiaTheme="minorHAnsi" w:csTheme="minorBidi"/>
                 <w:i/>
                 <w:iCs/>
+                <w:kern w:val="2"/>
+                <w:sz w:val="22"/>
+                <w:szCs w:val="22"/>
               </w:rPr>
               <w:t>TechSolutions</w:t>
             </w:r>
             <w:r>
               <w:rPr>
-                <w:rFonts w:ascii="Verdana" w:hAnsi="Verdana"/>
+                <w:rFonts w:ascii="Verdana" w:hAnsi="Verdana" w:eastAsia="Calibri" w:cs="Verdana" w:eastAsiaTheme="minorHAnsi" w:csTheme="minorBidi"/>
+                <w:kern w:val="2"/>
+                <w:sz w:val="22"/>
+                <w:szCs w:val="22"/>
               </w:rPr>
               <w:t xml:space="preserve"> (App de Gestão de Eventos). </w:t>
             </w:r>
@@ -442,10 +474,7 @@
               </w:rPr>
             </w:pPr>
             <w:r>
-              <w:rPr>
-                <w:rFonts w:ascii="Verdana" w:hAnsi="Verdana"/>
-              </w:rPr>
-              <w:br/>
+              <w:br w:type="textWrapping"/>
             </w:r>
           </w:p>
           <w:p>
@@ -456,7 +485,10 @@
             </w:pPr>
             <w:r>
               <w:rPr>
-                <w:rFonts w:ascii="Verdana" w:hAnsi="Verdana"/>
+                <w:rFonts w:ascii="Verdana" w:hAnsi="Verdana" w:eastAsia="Calibri" w:cs="Verdana" w:eastAsiaTheme="minorHAnsi" w:csTheme="minorBidi"/>
+                <w:kern w:val="2"/>
+                <w:sz w:val="22"/>
+                <w:szCs w:val="22"/>
               </w:rPr>
               <w:t>• Dinâmica "Caçadores de Bugs no Código".</w:t>
             </w:r>
@@ -468,10 +500,7 @@
               </w:rPr>
             </w:pPr>
             <w:r>
-              <w:rPr>
-                <w:rFonts w:ascii="Verdana" w:hAnsi="Verdana"/>
-              </w:rPr>
-              <w:br/>
+              <w:br w:type="textWrapping"/>
             </w:r>
           </w:p>
           <w:p>
@@ -482,7 +511,10 @@
             </w:pPr>
             <w:r>
               <w:rPr>
-                <w:rFonts w:ascii="Verdana" w:hAnsi="Verdana"/>
+                <w:rFonts w:ascii="Verdana" w:hAnsi="Verdana" w:eastAsia="Calibri" w:cs="Verdana" w:eastAsiaTheme="minorHAnsi" w:csTheme="minorBidi"/>
+                <w:kern w:val="2"/>
+                <w:sz w:val="22"/>
+                <w:szCs w:val="22"/>
               </w:rPr>
               <w:t xml:space="preserve">• Teste de mesa e execução manual de scripts em Python/JS para validação de regras de negócio. </w:t>
             </w:r>
@@ -503,9 +535,10 @@
       </w:pPr>
       <w:r>
         <w:rPr>
-          <w:rFonts w:ascii="Verdana" w:hAnsi="Verdana"/>
+          <w:rFonts w:ascii="Verdana" w:hAnsi="Verdana" w:eastAsia="Calibri" w:cs="Verdana" w:eastAsiaTheme="minorHAnsi" w:csTheme="minorBidi"/>
           <w:b/>
           <w:bCs/>
+          <w:kern w:val="2"/>
           <w:sz w:val="28"/>
           <w:szCs w:val="28"/>
         </w:rPr>
@@ -522,9 +555,12 @@
       </w:pPr>
       <w:r>
         <w:rPr>
-          <w:rFonts w:ascii="Verdana" w:hAnsi="Verdana"/>
+          <w:rFonts w:ascii="Verdana" w:hAnsi="Verdana" w:eastAsia="Calibri" w:cs="Verdana" w:eastAsiaTheme="minorHAnsi" w:csTheme="minorBidi"/>
           <w:b/>
           <w:bCs/>
+          <w:kern w:val="2"/>
+          <w:sz w:val="22"/>
+          <w:szCs w:val="22"/>
         </w:rPr>
         <w:t>Bloco 1: O Caos do Bug – Por que testar software?</w:t>
       </w:r>
@@ -539,9 +575,12 @@
       </w:pPr>
       <w:r>
         <w:rPr>
-          <w:rFonts w:ascii="Verdana" w:hAnsi="Verdana"/>
+          <w:rFonts w:ascii="Verdana" w:hAnsi="Verdana" w:eastAsia="Calibri" w:cs="Verdana" w:eastAsiaTheme="minorHAnsi" w:csTheme="minorBidi"/>
           <w:b/>
           <w:bCs/>
+          <w:kern w:val="2"/>
+          <w:sz w:val="22"/>
+          <w:szCs w:val="22"/>
         </w:rPr>
         <w:t>1. Contextualização Jovem</w:t>
       </w:r>
@@ -556,49 +595,70 @@
       </w:pPr>
       <w:r>
         <w:rPr>
-          <w:rFonts w:ascii="Verdana" w:hAnsi="Verdana"/>
+          <w:rFonts w:ascii="Verdana" w:hAnsi="Verdana" w:eastAsia="Calibri" w:cs="Verdana" w:eastAsiaTheme="minorHAnsi" w:csTheme="minorBidi"/>
+          <w:kern w:val="2"/>
+          <w:sz w:val="22"/>
+          <w:szCs w:val="22"/>
         </w:rPr>
         <w:t xml:space="preserve">Imagine você jogando uma partida decisiva de </w:t>
       </w:r>
       <w:r>
         <w:rPr>
-          <w:rFonts w:ascii="Verdana" w:hAnsi="Verdana"/>
+          <w:rFonts w:ascii="Verdana" w:hAnsi="Verdana" w:eastAsia="Calibri" w:cs="Verdana" w:eastAsiaTheme="minorHAnsi" w:csTheme="minorBidi"/>
           <w:i/>
           <w:iCs/>
+          <w:kern w:val="2"/>
+          <w:sz w:val="22"/>
+          <w:szCs w:val="22"/>
         </w:rPr>
         <w:t>Valorant</w:t>
       </w:r>
       <w:r>
         <w:rPr>
-          <w:rFonts w:ascii="Verdana" w:hAnsi="Verdana"/>
+          <w:rFonts w:ascii="Verdana" w:hAnsi="Verdana" w:eastAsia="Calibri" w:cs="Verdana" w:eastAsiaTheme="minorHAnsi" w:csTheme="minorBidi"/>
+          <w:kern w:val="2"/>
+          <w:sz w:val="22"/>
+          <w:szCs w:val="22"/>
         </w:rPr>
         <w:t xml:space="preserve"> ou </w:t>
       </w:r>
       <w:r>
         <w:rPr>
-          <w:rFonts w:ascii="Verdana" w:hAnsi="Verdana"/>
+          <w:rFonts w:ascii="Verdana" w:hAnsi="Verdana" w:eastAsia="Calibri" w:cs="Verdana" w:eastAsiaTheme="minorHAnsi" w:csTheme="minorBidi"/>
           <w:i/>
           <w:iCs/>
+          <w:kern w:val="2"/>
+          <w:sz w:val="22"/>
+          <w:szCs w:val="22"/>
         </w:rPr>
         <w:t>League of Legends</w:t>
       </w:r>
       <w:r>
         <w:rPr>
-          <w:rFonts w:ascii="Verdana" w:hAnsi="Verdana"/>
+          <w:rFonts w:ascii="Verdana" w:hAnsi="Verdana" w:eastAsia="Calibri" w:cs="Verdana" w:eastAsiaTheme="minorHAnsi" w:csTheme="minorBidi"/>
+          <w:kern w:val="2"/>
+          <w:sz w:val="22"/>
+          <w:szCs w:val="22"/>
         </w:rPr>
         <w:t xml:space="preserve"> e o jogo fechar sozinho no último segundo, ou tentar comprar um ingresso de show e o valor cobrado no cartão vir duplicado. Frustrante, né? Em desenvolvimento de software, </w:t>
       </w:r>
       <w:r>
         <w:rPr>
-          <w:rFonts w:ascii="Verdana" w:hAnsi="Verdana"/>
+          <w:rFonts w:ascii="Verdana" w:hAnsi="Verdana" w:eastAsia="Calibri" w:cs="Verdana" w:eastAsiaTheme="minorHAnsi" w:csTheme="minorBidi"/>
           <w:b/>
           <w:bCs/>
+          <w:kern w:val="2"/>
+          <w:sz w:val="22"/>
+          <w:szCs w:val="22"/>
         </w:rPr>
         <w:t>testar não é procurar erro para culpar o programador; é garantir que o usuário tenha uma experiência incrível e sem sustos</w:t>
       </w:r>
       <w:r>
         <w:rPr>
-          <w:rFonts w:ascii="Verdana" w:hAnsi="Verdana"/>
+          <w:rFonts w:ascii="Verdana" w:hAnsi="Verdana" w:eastAsia="Calibri" w:cs="Verdana" w:eastAsiaTheme="minorHAnsi" w:csTheme="minorBidi"/>
+          <w:kern w:val="2"/>
+          <w:sz w:val="22"/>
+          <w:szCs w:val="22"/>
         </w:rPr>
         <w:t xml:space="preserve">. </w:t>
       </w:r>
@@ -613,9 +673,12 @@
       </w:pPr>
       <w:r>
         <w:rPr>
-          <w:rFonts w:ascii="Verdana" w:hAnsi="Verdana"/>
+          <w:rFonts w:ascii="Verdana" w:hAnsi="Verdana" w:eastAsia="Calibri" w:cs="Verdana" w:eastAsiaTheme="minorHAnsi" w:csTheme="minorBidi"/>
           <w:b/>
           <w:bCs/>
+          <w:kern w:val="2"/>
+          <w:sz w:val="22"/>
+          <w:szCs w:val="22"/>
         </w:rPr>
         <w:t>2. O Estudo de Caso "TechSolutions"</w:t>
       </w:r>
@@ -627,15 +690,21 @@
         </w:rPr>
       </w:pPr>
       <w:r>
-        <w:rPr>
-          <w:rFonts w:ascii="Verdana" w:hAnsi="Verdana"/>
-        </w:rPr>
         <w:lastRenderedPageBreak/>
+        <w:rPr>
+          <w:rFonts w:ascii="Verdana" w:hAnsi="Verdana" w:eastAsia="Calibri" w:cs="Verdana" w:eastAsiaTheme="minorHAnsi" w:csTheme="minorBidi"/>
+          <w:kern w:val="2"/>
+          <w:sz w:val="22"/>
+          <w:szCs w:val="22"/>
+        </w:rPr>
         <w:t>O</w:t>
       </w:r>
       <w:r>
         <w:rPr>
-          <w:rFonts w:ascii="Verdana" w:hAnsi="Verdana"/>
+          <w:rFonts w:ascii="Verdana" w:hAnsi="Verdana" w:eastAsia="Calibri" w:cs="Verdana" w:eastAsiaTheme="minorHAnsi" w:csTheme="minorBidi"/>
+          <w:kern w:val="2"/>
+          <w:sz w:val="22"/>
+          <w:szCs w:val="22"/>
         </w:rPr>
         <w:t xml:space="preserve"> desafio principal do curso: </w:t>
       </w:r>
@@ -646,41 +715,57 @@
           <w:ilvl w:val="0"/>
           <w:numId w:val="2"/>
         </w:numPr>
-        <w:rPr>
-          <w:rFonts w:ascii="Verdana" w:hAnsi="Verdana"/>
-        </w:rPr>
-      </w:pPr>
-      <w:r>
-        <w:rPr>
-          <w:rFonts w:ascii="Verdana" w:hAnsi="Verdana"/>
+        <w:ind w:left="720" w:hanging="360"/>
+        <w:rPr>
+          <w:rFonts w:ascii="Verdana" w:hAnsi="Verdana"/>
+        </w:rPr>
+      </w:pPr>
+      <w:r>
+        <w:rPr>
+          <w:rFonts w:ascii="Verdana" w:hAnsi="Verdana" w:eastAsia="Calibri" w:cs="Verdana" w:eastAsiaTheme="minorHAnsi" w:csTheme="minorBidi"/>
+          <w:kern w:val="2"/>
+          <w:sz w:val="22"/>
+          <w:szCs w:val="22"/>
         </w:rPr>
         <w:t xml:space="preserve">A empresa </w:t>
       </w:r>
       <w:r>
         <w:rPr>
-          <w:rFonts w:ascii="Verdana" w:hAnsi="Verdana"/>
+          <w:rFonts w:ascii="Verdana" w:hAnsi="Verdana" w:eastAsia="Calibri" w:cs="Verdana" w:eastAsiaTheme="minorHAnsi" w:csTheme="minorBidi"/>
           <w:b/>
           <w:bCs/>
+          <w:kern w:val="2"/>
+          <w:sz w:val="22"/>
+          <w:szCs w:val="22"/>
         </w:rPr>
         <w:t>TechSolutions</w:t>
       </w:r>
       <w:r>
         <w:rPr>
-          <w:rFonts w:ascii="Verdana" w:hAnsi="Verdana"/>
+          <w:rFonts w:ascii="Verdana" w:hAnsi="Verdana" w:eastAsia="Calibri" w:cs="Verdana" w:eastAsiaTheme="minorHAnsi" w:csTheme="minorBidi"/>
+          <w:kern w:val="2"/>
+          <w:sz w:val="22"/>
+          <w:szCs w:val="22"/>
         </w:rPr>
         <w:t xml:space="preserve"> foi contratada pela </w:t>
       </w:r>
       <w:r>
         <w:rPr>
-          <w:rFonts w:ascii="Verdana" w:hAnsi="Verdana"/>
+          <w:rFonts w:ascii="Verdana" w:hAnsi="Verdana" w:eastAsia="Calibri" w:cs="Verdana" w:eastAsiaTheme="minorHAnsi" w:csTheme="minorBidi"/>
           <w:b/>
           <w:bCs/>
+          <w:kern w:val="2"/>
+          <w:sz w:val="22"/>
+          <w:szCs w:val="22"/>
         </w:rPr>
         <w:t>Universidade Inovação</w:t>
       </w:r>
       <w:r>
         <w:rPr>
-          <w:rFonts w:ascii="Verdana" w:hAnsi="Verdana"/>
+          <w:rFonts w:ascii="Verdana" w:hAnsi="Verdana" w:eastAsia="Calibri" w:cs="Verdana" w:eastAsiaTheme="minorHAnsi" w:csTheme="minorBidi"/>
+          <w:kern w:val="2"/>
+          <w:sz w:val="22"/>
+          <w:szCs w:val="22"/>
         </w:rPr>
         <w:t xml:space="preserve"> para criar um aplicativo de gestão de eventos acadêmicos (palestras, workshops e emissão de certificados). </w:t>
       </w:r>
@@ -691,13 +776,17 @@
           <w:ilvl w:val="0"/>
           <w:numId w:val="2"/>
         </w:numPr>
-        <w:rPr>
-          <w:rFonts w:ascii="Verdana" w:hAnsi="Verdana"/>
-        </w:rPr>
-      </w:pPr>
-      <w:r>
-        <w:rPr>
-          <w:rFonts w:ascii="Verdana" w:hAnsi="Verdana"/>
+        <w:ind w:left="720" w:hanging="360"/>
+        <w:rPr>
+          <w:rFonts w:ascii="Verdana" w:hAnsi="Verdana"/>
+        </w:rPr>
+      </w:pPr>
+      <w:r>
+        <w:rPr>
+          <w:rFonts w:ascii="Verdana" w:hAnsi="Verdana" w:eastAsia="Calibri" w:cs="Verdana" w:eastAsiaTheme="minorHAnsi" w:csTheme="minorBidi"/>
+          <w:kern w:val="2"/>
+          <w:sz w:val="22"/>
+          <w:szCs w:val="22"/>
         </w:rPr>
         <w:t xml:space="preserve">Se o aplicativo falhar no dia do evento (ex.: QR Code de presença não funcionar ou inscrições duplicadas acontecerem), a reputação da universidade é prejudicada e a TechSolutions pode sofrer prejuízos financeiros. </w:t>
       </w:r>
@@ -712,9 +801,12 @@
       </w:pPr>
       <w:r>
         <w:rPr>
-          <w:rFonts w:ascii="Verdana" w:hAnsi="Verdana"/>
+          <w:rFonts w:ascii="Verdana" w:hAnsi="Verdana" w:eastAsia="Calibri" w:cs="Verdana" w:eastAsiaTheme="minorHAnsi" w:csTheme="minorBidi"/>
           <w:b/>
           <w:bCs/>
+          <w:kern w:val="2"/>
+          <w:sz w:val="22"/>
+          <w:szCs w:val="22"/>
         </w:rPr>
         <w:t>3. Tríade Fundamental do QA</w:t>
       </w:r>
@@ -727,7 +819,10 @@
       </w:pPr>
       <w:r>
         <w:rPr>
-          <w:rFonts w:ascii="Verdana" w:hAnsi="Verdana"/>
+          <w:rFonts w:ascii="Verdana" w:hAnsi="Verdana" w:eastAsia="Calibri" w:cs="Verdana" w:eastAsiaTheme="minorHAnsi" w:csTheme="minorBidi"/>
+          <w:kern w:val="2"/>
+          <w:sz w:val="22"/>
+          <w:szCs w:val="22"/>
         </w:rPr>
         <w:t xml:space="preserve">Explique a diferença entre os três termos com um exemplo simples: </w:t>
       </w:r>
@@ -746,9 +841,12 @@
       </w:pPr>
       <w:r>
         <w:rPr>
-          <w:rFonts w:ascii="Verdana" w:hAnsi="Verdana"/>
-        </w:rPr>
-        <w:t>[ ERRO ]  ---&gt;  causa  ---&gt;  [ DEFEITO / BUG ]  ---&gt;  gera  ---&gt;  [ FALHA ]</w:t>
+          <w:rFonts w:ascii="Verdana" w:hAnsi="Verdana" w:eastAsia="Calibri" w:cs="Verdana" w:eastAsiaTheme="minorHAnsi" w:csTheme="minorBidi"/>
+          <w:kern w:val="2"/>
+          <w:sz w:val="22"/>
+          <w:szCs w:val="22"/>
+        </w:rPr>
+        <w:t xml:space="preserve">[ ERRO ]  ---&gt;  causa  ---&gt;  [ DEFEITO / BUG ]  ---&gt;  gera  ---&gt;  [ FALHA ]</w:t>
       </w:r>
     </w:p>
     <w:p>
@@ -765,9 +863,12 @@
       </w:pPr>
       <w:r>
         <w:rPr>
-          <w:rFonts w:ascii="Verdana" w:hAnsi="Verdana"/>
-        </w:rPr>
-        <w:t>(Ação humana)                  (Código incorreto)                (Sistema travando)</w:t>
+          <w:rFonts w:ascii="Verdana" w:hAnsi="Verdana" w:eastAsia="Calibri" w:cs="Verdana" w:eastAsiaTheme="minorHAnsi" w:csTheme="minorBidi"/>
+          <w:kern w:val="2"/>
+          <w:sz w:val="22"/>
+          <w:szCs w:val="22"/>
+        </w:rPr>
+        <w:t xml:space="preserve">(Ação humana)                  (Código incorreto)                (Sistema travando)</w:t>
       </w:r>
     </w:p>
     <w:p>
@@ -776,21 +877,28 @@
           <w:ilvl w:val="0"/>
           <w:numId w:val="3"/>
         </w:numPr>
-        <w:rPr>
-          <w:rFonts w:ascii="Verdana" w:hAnsi="Verdana"/>
-        </w:rPr>
-      </w:pPr>
-      <w:r>
-        <w:rPr>
-          <w:rFonts w:ascii="Verdana" w:hAnsi="Verdana"/>
+        <w:ind w:left="720" w:hanging="360"/>
+        <w:rPr>
+          <w:rFonts w:ascii="Verdana" w:hAnsi="Verdana"/>
+        </w:rPr>
+      </w:pPr>
+      <w:r>
+        <w:rPr>
+          <w:rFonts w:ascii="Verdana" w:hAnsi="Verdana" w:eastAsia="Calibri" w:cs="Verdana" w:eastAsiaTheme="minorHAnsi" w:csTheme="minorBidi"/>
           <w:b/>
           <w:bCs/>
+          <w:kern w:val="2"/>
+          <w:sz w:val="22"/>
+          <w:szCs w:val="22"/>
         </w:rPr>
         <w:t>Erro (Engano Humano):</w:t>
       </w:r>
       <w:r>
         <w:rPr>
-          <w:rFonts w:ascii="Verdana" w:hAnsi="Verdana"/>
+          <w:rFonts w:ascii="Verdana" w:hAnsi="Verdana" w:eastAsia="Calibri" w:cs="Verdana" w:eastAsiaTheme="minorHAnsi" w:csTheme="minorBidi"/>
+          <w:kern w:val="2"/>
+          <w:sz w:val="22"/>
+          <w:szCs w:val="22"/>
         </w:rPr>
         <w:t xml:space="preserve"> O programador estava com sono e digitou o sinal de &lt; em vez de &gt;= no código. </w:t>
       </w:r>
@@ -801,21 +909,28 @@
           <w:ilvl w:val="0"/>
           <w:numId w:val="3"/>
         </w:numPr>
-        <w:rPr>
-          <w:rFonts w:ascii="Verdana" w:hAnsi="Verdana"/>
-        </w:rPr>
-      </w:pPr>
-      <w:r>
-        <w:rPr>
-          <w:rFonts w:ascii="Verdana" w:hAnsi="Verdana"/>
+        <w:ind w:left="720" w:hanging="360"/>
+        <w:rPr>
+          <w:rFonts w:ascii="Verdana" w:hAnsi="Verdana"/>
+        </w:rPr>
+      </w:pPr>
+      <w:r>
+        <w:rPr>
+          <w:rFonts w:ascii="Verdana" w:hAnsi="Verdana" w:eastAsia="Calibri" w:cs="Verdana" w:eastAsiaTheme="minorHAnsi" w:csTheme="minorBidi"/>
           <w:b/>
           <w:bCs/>
+          <w:kern w:val="2"/>
+          <w:sz w:val="22"/>
+          <w:szCs w:val="22"/>
         </w:rPr>
         <w:t>Defeito / Bug:</w:t>
       </w:r>
       <w:r>
         <w:rPr>
-          <w:rFonts w:ascii="Verdana" w:hAnsi="Verdana"/>
+          <w:rFonts w:ascii="Verdana" w:hAnsi="Verdana" w:eastAsia="Calibri" w:cs="Verdana" w:eastAsiaTheme="minorHAnsi" w:csTheme="minorBidi"/>
+          <w:kern w:val="2"/>
+          <w:sz w:val="22"/>
+          <w:szCs w:val="22"/>
         </w:rPr>
         <w:t xml:space="preserve"> A linha de código errada gravada no sistema. </w:t>
       </w:r>
@@ -826,21 +941,28 @@
           <w:ilvl w:val="0"/>
           <w:numId w:val="3"/>
         </w:numPr>
-        <w:rPr>
-          <w:rFonts w:ascii="Verdana" w:hAnsi="Verdana"/>
-        </w:rPr>
-      </w:pPr>
-      <w:r>
-        <w:rPr>
-          <w:rFonts w:ascii="Verdana" w:hAnsi="Verdana"/>
+        <w:ind w:left="720" w:hanging="360"/>
+        <w:rPr>
+          <w:rFonts w:ascii="Verdana" w:hAnsi="Verdana"/>
+        </w:rPr>
+      </w:pPr>
+      <w:r>
+        <w:rPr>
+          <w:rFonts w:ascii="Verdana" w:hAnsi="Verdana" w:eastAsia="Calibri" w:cs="Verdana" w:eastAsiaTheme="minorHAnsi" w:csTheme="minorBidi"/>
           <w:b/>
           <w:bCs/>
+          <w:kern w:val="2"/>
+          <w:sz w:val="22"/>
+          <w:szCs w:val="22"/>
         </w:rPr>
         <w:t>Falha:</w:t>
       </w:r>
       <w:r>
         <w:rPr>
-          <w:rFonts w:ascii="Verdana" w:hAnsi="Verdana"/>
+          <w:rFonts w:ascii="Verdana" w:hAnsi="Verdana" w:eastAsia="Calibri" w:cs="Verdana" w:eastAsiaTheme="minorHAnsi" w:csTheme="minorBidi"/>
+          <w:kern w:val="2"/>
+          <w:sz w:val="22"/>
+          <w:szCs w:val="22"/>
         </w:rPr>
         <w:t xml:space="preserve"> O aplicativo permite que um jovem de 14 anos se inscreva em um workshop exclusivo para maiores de 18 anos. </w:t>
       </w:r>
@@ -855,45 +977,60 @@
       </w:pPr>
       <w:r>
         <w:rPr>
-          <w:rFonts w:ascii="Verdana" w:hAnsi="Verdana"/>
+          <w:rFonts w:ascii="Verdana" w:hAnsi="Verdana" w:eastAsia="Calibri" w:cs="Verdana" w:eastAsiaTheme="minorHAnsi" w:csTheme="minorBidi"/>
           <w:b/>
           <w:bCs/>
+          <w:kern w:val="2"/>
+          <w:sz w:val="22"/>
+          <w:szCs w:val="22"/>
         </w:rPr>
         <w:t xml:space="preserve">Bloco 2: Tipos de Teste – </w:t>
       </w:r>
       <w:r>
         <w:rPr>
-          <w:rFonts w:ascii="Verdana" w:hAnsi="Verdana"/>
+          <w:rFonts w:ascii="Verdana" w:hAnsi="Verdana" w:eastAsia="Calibri" w:cs="Verdana" w:eastAsiaTheme="minorHAnsi" w:csTheme="minorBidi"/>
           <w:b/>
           <w:bCs/>
           <w:i/>
           <w:iCs/>
+          <w:kern w:val="2"/>
+          <w:sz w:val="22"/>
+          <w:szCs w:val="22"/>
         </w:rPr>
         <w:t>O que</w:t>
       </w:r>
       <w:r>
         <w:rPr>
-          <w:rFonts w:ascii="Verdana" w:hAnsi="Verdana"/>
+          <w:rFonts w:ascii="Verdana" w:hAnsi="Verdana" w:eastAsia="Calibri" w:cs="Verdana" w:eastAsiaTheme="minorHAnsi" w:csTheme="minorBidi"/>
           <w:b/>
           <w:bCs/>
+          <w:kern w:val="2"/>
+          <w:sz w:val="22"/>
+          <w:szCs w:val="22"/>
         </w:rPr>
         <w:t xml:space="preserve"> o app faz vs. </w:t>
       </w:r>
       <w:r>
         <w:rPr>
-          <w:rFonts w:ascii="Verdana" w:hAnsi="Verdana"/>
+          <w:rFonts w:ascii="Verdana" w:hAnsi="Verdana" w:eastAsia="Calibri" w:cs="Verdana" w:eastAsiaTheme="minorHAnsi" w:csTheme="minorBidi"/>
           <w:b/>
           <w:bCs/>
           <w:i/>
           <w:iCs/>
+          <w:kern w:val="2"/>
+          <w:sz w:val="22"/>
+          <w:szCs w:val="22"/>
         </w:rPr>
         <w:t>Como</w:t>
       </w:r>
       <w:r>
         <w:rPr>
-          <w:rFonts w:ascii="Verdana" w:hAnsi="Verdana"/>
+          <w:rFonts w:ascii="Verdana" w:hAnsi="Verdana" w:eastAsia="Calibri" w:cs="Verdana" w:eastAsiaTheme="minorHAnsi" w:csTheme="minorBidi"/>
           <w:b/>
           <w:bCs/>
+          <w:kern w:val="2"/>
+          <w:sz w:val="22"/>
+          <w:szCs w:val="22"/>
         </w:rPr>
         <w:t xml:space="preserve"> ele faz</w:t>
       </w:r>
@@ -906,7 +1043,10 @@
       </w:pPr>
       <w:r>
         <w:rPr>
-          <w:rFonts w:ascii="Verdana" w:hAnsi="Verdana"/>
+          <w:rFonts w:ascii="Verdana" w:hAnsi="Verdana" w:eastAsia="Calibri" w:cs="Verdana" w:eastAsiaTheme="minorHAnsi" w:csTheme="minorBidi"/>
+          <w:kern w:val="2"/>
+          <w:sz w:val="22"/>
+          <w:szCs w:val="22"/>
         </w:rPr>
         <w:t xml:space="preserve">Os testes de software são divididos em duas grandes categorias: </w:t>
       </w:r>
@@ -915,7 +1055,21 @@
       <w:tblPr>
         <w:tblStyle w:val="Tabelacomgrade"/>
         <w:tblW w:w="0" w:type="auto"/>
-        <w:tblLook w:val="04A0" w:firstRow="1" w:lastRow="0" w:firstColumn="1" w:lastColumn="0" w:noHBand="0" w:noVBand="1"/>
+        <w:tblBorders>
+          <w:top w:val="single" w:sz="4" w:space="0" w:color="auto"/>
+          <w:left w:val="single" w:sz="4" w:space="0" w:color="auto"/>
+          <w:bottom w:val="single" w:sz="4" w:space="0" w:color="auto"/>
+          <w:right w:val="single" w:sz="4" w:space="0" w:color="auto"/>
+          <w:insideH w:val="single" w:sz="4" w:space="0" w:color="auto"/>
+          <w:insideV w:val="single" w:sz="4" w:space="0" w:color="auto"/>
+        </w:tblBorders>
+        <w:tblCellMar>
+          <w:top w:w="0" w:type="dxa"/>
+          <w:left w:w="108" w:type="dxa"/>
+          <w:bottom w:w="0" w:type="dxa"/>
+          <w:right w:w="108" w:type="dxa"/>
+        </w:tblCellMar>
+        <w:tblLook w:firstRow="1" w:firstColumn="1" w:noVBand="1"/>
       </w:tblPr>
       <w:tblGrid>
         <w:gridCol w:w="4247"/>
@@ -926,6 +1080,18 @@
           <w:tcPr>
             <w:tcW w:w="8494" w:type="dxa"/>
             <w:gridSpan w:val="2"/>
+            <w:tcBorders>
+              <w:top w:val="single" w:sz="4" w:space="0" w:color="auto"/>
+              <w:left w:val="single" w:sz="4" w:space="0" w:color="auto"/>
+              <w:bottom w:val="single" w:sz="4" w:space="0" w:color="auto"/>
+              <w:right w:val="single" w:sz="4" w:space="0" w:color="auto"/>
+            </w:tcBorders>
+            <w:tcMar>
+              <w:top w:w="0" w:type="dxa"/>
+              <w:left w:w="108" w:type="dxa"/>
+              <w:bottom w:w="0" w:type="dxa"/>
+              <w:right w:w="108" w:type="dxa"/>
+            </w:tcMar>
             <w:vAlign w:val="center"/>
           </w:tcPr>
           <w:p>
@@ -937,7 +1103,10 @@
             </w:pPr>
             <w:r>
               <w:rPr>
-                <w:rFonts w:ascii="Verdana" w:hAnsi="Verdana"/>
+                <w:rFonts w:ascii="Verdana" w:hAnsi="Verdana" w:eastAsia="Calibri" w:cs="Verdana" w:eastAsiaTheme="minorHAnsi" w:csTheme="minorBidi"/>
+                <w:kern w:val="2"/>
+                <w:sz w:val="22"/>
+                <w:szCs w:val="22"/>
               </w:rPr>
               <w:t>TIPOS DE TESTE</w:t>
             </w:r>
@@ -948,6 +1117,18 @@
         <w:tc>
           <w:tcPr>
             <w:tcW w:w="4247" w:type="dxa"/>
+            <w:tcBorders>
+              <w:top w:val="single" w:sz="4" w:space="0" w:color="auto"/>
+              <w:left w:val="single" w:sz="4" w:space="0" w:color="auto"/>
+              <w:bottom w:val="single" w:sz="4" w:space="0" w:color="auto"/>
+              <w:right w:val="single" w:sz="4" w:space="0" w:color="auto"/>
+            </w:tcBorders>
+            <w:tcMar>
+              <w:top w:w="0" w:type="dxa"/>
+              <w:left w:w="108" w:type="dxa"/>
+              <w:bottom w:w="0" w:type="dxa"/>
+              <w:right w:w="108" w:type="dxa"/>
+            </w:tcMar>
           </w:tcPr>
           <w:p>
             <w:pPr>
@@ -958,7 +1139,10 @@
             </w:pPr>
             <w:r>
               <w:rPr>
-                <w:rFonts w:ascii="Verdana" w:hAnsi="Verdana"/>
+                <w:rFonts w:ascii="Verdana" w:hAnsi="Verdana" w:eastAsia="Calibri" w:cs="Verdana" w:eastAsiaTheme="minorHAnsi" w:csTheme="minorBidi"/>
+                <w:kern w:val="2"/>
+                <w:sz w:val="22"/>
+                <w:szCs w:val="22"/>
               </w:rPr>
               <w:t>FUNCIONAL</w:t>
             </w:r>
@@ -967,6 +1151,18 @@
         <w:tc>
           <w:tcPr>
             <w:tcW w:w="4247" w:type="dxa"/>
+            <w:tcBorders>
+              <w:top w:val="single" w:sz="4" w:space="0" w:color="auto"/>
+              <w:left w:val="single" w:sz="4" w:space="0" w:color="auto"/>
+              <w:bottom w:val="single" w:sz="4" w:space="0" w:color="auto"/>
+              <w:right w:val="single" w:sz="4" w:space="0" w:color="auto"/>
+            </w:tcBorders>
+            <w:tcMar>
+              <w:top w:w="0" w:type="dxa"/>
+              <w:left w:w="108" w:type="dxa"/>
+              <w:bottom w:w="0" w:type="dxa"/>
+              <w:right w:w="108" w:type="dxa"/>
+            </w:tcMar>
           </w:tcPr>
           <w:p>
             <w:pPr>
@@ -977,7 +1173,10 @@
             </w:pPr>
             <w:r>
               <w:rPr>
-                <w:rFonts w:ascii="Verdana" w:hAnsi="Verdana"/>
+                <w:rFonts w:ascii="Verdana" w:hAnsi="Verdana" w:eastAsia="Calibri" w:cs="Verdana" w:eastAsiaTheme="minorHAnsi" w:csTheme="minorBidi"/>
+                <w:kern w:val="2"/>
+                <w:sz w:val="22"/>
+                <w:szCs w:val="22"/>
               </w:rPr>
               <w:t>NÃO FUNCIONAL</w:t>
             </w:r>
@@ -988,6 +1187,18 @@
         <w:tc>
           <w:tcPr>
             <w:tcW w:w="4247" w:type="dxa"/>
+            <w:tcBorders>
+              <w:top w:val="single" w:sz="4" w:space="0" w:color="auto"/>
+              <w:left w:val="single" w:sz="4" w:space="0" w:color="auto"/>
+              <w:bottom w:val="single" w:sz="4" w:space="0" w:color="auto"/>
+              <w:right w:val="single" w:sz="4" w:space="0" w:color="auto"/>
+            </w:tcBorders>
+            <w:tcMar>
+              <w:top w:w="0" w:type="dxa"/>
+              <w:left w:w="108" w:type="dxa"/>
+              <w:bottom w:w="0" w:type="dxa"/>
+              <w:right w:w="108" w:type="dxa"/>
+            </w:tcMar>
           </w:tcPr>
           <w:p>
             <w:pPr>
@@ -998,7 +1209,10 @@
             </w:pPr>
             <w:r>
               <w:rPr>
-                <w:rFonts w:ascii="Verdana" w:hAnsi="Verdana"/>
+                <w:rFonts w:ascii="Verdana" w:hAnsi="Verdana" w:eastAsia="Calibri" w:cs="Verdana" w:eastAsiaTheme="minorHAnsi" w:csTheme="minorBidi"/>
+                <w:kern w:val="2"/>
+                <w:sz w:val="22"/>
+                <w:szCs w:val="22"/>
               </w:rPr>
               <w:t>("O QUE o app faz")</w:t>
             </w:r>
@@ -1007,6 +1221,18 @@
         <w:tc>
           <w:tcPr>
             <w:tcW w:w="4247" w:type="dxa"/>
+            <w:tcBorders>
+              <w:top w:val="single" w:sz="4" w:space="0" w:color="auto"/>
+              <w:left w:val="single" w:sz="4" w:space="0" w:color="auto"/>
+              <w:bottom w:val="single" w:sz="4" w:space="0" w:color="auto"/>
+              <w:right w:val="single" w:sz="4" w:space="0" w:color="auto"/>
+            </w:tcBorders>
+            <w:tcMar>
+              <w:top w:w="0" w:type="dxa"/>
+              <w:left w:w="108" w:type="dxa"/>
+              <w:bottom w:w="0" w:type="dxa"/>
+              <w:right w:w="108" w:type="dxa"/>
+            </w:tcMar>
           </w:tcPr>
           <w:p>
             <w:pPr>
@@ -1017,7 +1243,10 @@
             </w:pPr>
             <w:r>
               <w:rPr>
-                <w:rFonts w:ascii="Verdana" w:hAnsi="Verdana"/>
+                <w:rFonts w:ascii="Verdana" w:hAnsi="Verdana" w:eastAsia="Calibri" w:cs="Verdana" w:eastAsiaTheme="minorHAnsi" w:csTheme="minorBidi"/>
+                <w:kern w:val="2"/>
+                <w:sz w:val="22"/>
+                <w:szCs w:val="22"/>
               </w:rPr>
               <w:t>("COMO o app faz")</w:t>
             </w:r>
@@ -1028,6 +1257,18 @@
         <w:tc>
           <w:tcPr>
             <w:tcW w:w="4247" w:type="dxa"/>
+            <w:tcBorders>
+              <w:top w:val="single" w:sz="4" w:space="0" w:color="auto"/>
+              <w:left w:val="single" w:sz="4" w:space="0" w:color="auto"/>
+              <w:bottom w:val="single" w:sz="4" w:space="0" w:color="auto"/>
+              <w:right w:val="single" w:sz="4" w:space="0" w:color="auto"/>
+            </w:tcBorders>
+            <w:tcMar>
+              <w:top w:w="0" w:type="dxa"/>
+              <w:left w:w="108" w:type="dxa"/>
+              <w:bottom w:w="0" w:type="dxa"/>
+              <w:right w:w="108" w:type="dxa"/>
+            </w:tcMar>
           </w:tcPr>
           <w:p>
             <w:pPr>
@@ -1037,7 +1278,10 @@
             </w:pPr>
             <w:r>
               <w:rPr>
-                <w:rFonts w:ascii="Verdana" w:hAnsi="Verdana"/>
+                <w:rFonts w:ascii="Verdana" w:hAnsi="Verdana" w:eastAsia="Calibri" w:cs="Verdana" w:eastAsiaTheme="minorHAnsi" w:csTheme="minorBidi"/>
+                <w:kern w:val="2"/>
+                <w:sz w:val="22"/>
+                <w:szCs w:val="22"/>
               </w:rPr>
               <w:t xml:space="preserve">• Botão "Inscrever-se" funciona?  </w:t>
             </w:r>
@@ -1046,6 +1290,18 @@
         <w:tc>
           <w:tcPr>
             <w:tcW w:w="4247" w:type="dxa"/>
+            <w:tcBorders>
+              <w:top w:val="single" w:sz="4" w:space="0" w:color="auto"/>
+              <w:left w:val="single" w:sz="4" w:space="0" w:color="auto"/>
+              <w:bottom w:val="single" w:sz="4" w:space="0" w:color="auto"/>
+              <w:right w:val="single" w:sz="4" w:space="0" w:color="auto"/>
+            </w:tcBorders>
+            <w:tcMar>
+              <w:top w:w="0" w:type="dxa"/>
+              <w:left w:w="108" w:type="dxa"/>
+              <w:bottom w:w="0" w:type="dxa"/>
+              <w:right w:w="108" w:type="dxa"/>
+            </w:tcMar>
           </w:tcPr>
           <w:p>
             <w:pPr>
@@ -1055,7 +1311,10 @@
             </w:pPr>
             <w:r>
               <w:rPr>
-                <w:rFonts w:ascii="Verdana" w:hAnsi="Verdana"/>
+                <w:rFonts w:ascii="Verdana" w:hAnsi="Verdana" w:eastAsia="Calibri" w:cs="Verdana" w:eastAsiaTheme="minorHAnsi" w:csTheme="minorBidi"/>
+                <w:kern w:val="2"/>
+                <w:sz w:val="22"/>
+                <w:szCs w:val="22"/>
               </w:rPr>
               <w:t xml:space="preserve">• O app carrega em 2 segundos?   </w:t>
             </w:r>
@@ -1066,6 +1325,18 @@
         <w:tc>
           <w:tcPr>
             <w:tcW w:w="4247" w:type="dxa"/>
+            <w:tcBorders>
+              <w:top w:val="single" w:sz="4" w:space="0" w:color="auto"/>
+              <w:left w:val="single" w:sz="4" w:space="0" w:color="auto"/>
+              <w:bottom w:val="single" w:sz="4" w:space="0" w:color="auto"/>
+              <w:right w:val="single" w:sz="4" w:space="0" w:color="auto"/>
+            </w:tcBorders>
+            <w:tcMar>
+              <w:top w:w="0" w:type="dxa"/>
+              <w:left w:w="108" w:type="dxa"/>
+              <w:bottom w:w="0" w:type="dxa"/>
+              <w:right w:w="108" w:type="dxa"/>
+            </w:tcMar>
           </w:tcPr>
           <w:p>
             <w:pPr>
@@ -1075,7 +1346,10 @@
             </w:pPr>
             <w:r>
               <w:rPr>
-                <w:rFonts w:ascii="Verdana" w:hAnsi="Verdana"/>
+                <w:rFonts w:ascii="Verdana" w:hAnsi="Verdana" w:eastAsia="Calibri" w:cs="Verdana" w:eastAsiaTheme="minorHAnsi" w:csTheme="minorBidi"/>
+                <w:kern w:val="2"/>
+                <w:sz w:val="22"/>
+                <w:szCs w:val="22"/>
               </w:rPr>
               <w:t>• O cupom aplica 10% de desconto?</w:t>
             </w:r>
@@ -1084,6 +1358,18 @@
         <w:tc>
           <w:tcPr>
             <w:tcW w:w="4247" w:type="dxa"/>
+            <w:tcBorders>
+              <w:top w:val="single" w:sz="4" w:space="0" w:color="auto"/>
+              <w:left w:val="single" w:sz="4" w:space="0" w:color="auto"/>
+              <w:bottom w:val="single" w:sz="4" w:space="0" w:color="auto"/>
+              <w:right w:val="single" w:sz="4" w:space="0" w:color="auto"/>
+            </w:tcBorders>
+            <w:tcMar>
+              <w:top w:w="0" w:type="dxa"/>
+              <w:left w:w="108" w:type="dxa"/>
+              <w:bottom w:w="0" w:type="dxa"/>
+              <w:right w:w="108" w:type="dxa"/>
+            </w:tcMar>
           </w:tcPr>
           <w:p>
             <w:pPr>
@@ -1093,7 +1379,10 @@
             </w:pPr>
             <w:r>
               <w:rPr>
-                <w:rFonts w:ascii="Verdana" w:hAnsi="Verdana"/>
+                <w:rFonts w:ascii="Verdana" w:hAnsi="Verdana" w:eastAsia="Calibri" w:cs="Verdana" w:eastAsiaTheme="minorHAnsi" w:csTheme="minorBidi"/>
+                <w:kern w:val="2"/>
+                <w:sz w:val="22"/>
+                <w:szCs w:val="22"/>
               </w:rPr>
               <w:t xml:space="preserve">• Suporta 10.000 alunos juntos?  </w:t>
             </w:r>
@@ -1104,6 +1393,18 @@
         <w:tc>
           <w:tcPr>
             <w:tcW w:w="4247" w:type="dxa"/>
+            <w:tcBorders>
+              <w:top w:val="single" w:sz="4" w:space="0" w:color="auto"/>
+              <w:left w:val="single" w:sz="4" w:space="0" w:color="auto"/>
+              <w:bottom w:val="single" w:sz="4" w:space="0" w:color="auto"/>
+              <w:right w:val="single" w:sz="4" w:space="0" w:color="auto"/>
+            </w:tcBorders>
+            <w:tcMar>
+              <w:top w:w="0" w:type="dxa"/>
+              <w:left w:w="108" w:type="dxa"/>
+              <w:bottom w:w="0" w:type="dxa"/>
+              <w:right w:w="108" w:type="dxa"/>
+            </w:tcMar>
           </w:tcPr>
           <w:p>
             <w:pPr>
@@ -1113,7 +1414,10 @@
             </w:pPr>
             <w:r>
               <w:rPr>
-                <w:rFonts w:ascii="Verdana" w:hAnsi="Verdana"/>
+                <w:rFonts w:ascii="Verdana" w:hAnsi="Verdana" w:eastAsia="Calibri" w:cs="Verdana" w:eastAsiaTheme="minorHAnsi" w:csTheme="minorBidi"/>
+                <w:kern w:val="2"/>
+                <w:sz w:val="22"/>
+                <w:szCs w:val="22"/>
               </w:rPr>
               <w:t>• O login aceita a senha?</w:t>
             </w:r>
@@ -1122,6 +1426,18 @@
         <w:tc>
           <w:tcPr>
             <w:tcW w:w="4247" w:type="dxa"/>
+            <w:tcBorders>
+              <w:top w:val="single" w:sz="4" w:space="0" w:color="auto"/>
+              <w:left w:val="single" w:sz="4" w:space="0" w:color="auto"/>
+              <w:bottom w:val="single" w:sz="4" w:space="0" w:color="auto"/>
+              <w:right w:val="single" w:sz="4" w:space="0" w:color="auto"/>
+            </w:tcBorders>
+            <w:tcMar>
+              <w:top w:w="0" w:type="dxa"/>
+              <w:left w:w="108" w:type="dxa"/>
+              <w:bottom w:w="0" w:type="dxa"/>
+              <w:right w:w="108" w:type="dxa"/>
+            </w:tcMar>
           </w:tcPr>
           <w:p>
             <w:pPr>
@@ -1131,7 +1447,10 @@
             </w:pPr>
             <w:r>
               <w:rPr>
-                <w:rFonts w:ascii="Verdana" w:hAnsi="Verdana"/>
+                <w:rFonts w:ascii="Verdana" w:hAnsi="Verdana" w:eastAsia="Calibri" w:cs="Verdana" w:eastAsiaTheme="minorHAnsi" w:csTheme="minorBidi"/>
+                <w:kern w:val="2"/>
+                <w:sz w:val="22"/>
+                <w:szCs w:val="22"/>
               </w:rPr>
               <w:t>• Os dados do cartão são seguros?</w:t>
             </w:r>
@@ -1152,21 +1471,28 @@
           <w:ilvl w:val="0"/>
           <w:numId w:val="4"/>
         </w:numPr>
-        <w:rPr>
-          <w:rFonts w:ascii="Verdana" w:hAnsi="Verdana"/>
-        </w:rPr>
-      </w:pPr>
-      <w:r>
-        <w:rPr>
-          <w:rFonts w:ascii="Verdana" w:hAnsi="Verdana"/>
+        <w:ind w:left="720" w:hanging="360"/>
+        <w:rPr>
+          <w:rFonts w:ascii="Verdana" w:hAnsi="Verdana"/>
+        </w:rPr>
+      </w:pPr>
+      <w:r>
+        <w:rPr>
+          <w:rFonts w:ascii="Verdana" w:hAnsi="Verdana" w:eastAsia="Calibri" w:cs="Verdana" w:eastAsiaTheme="minorHAnsi" w:csTheme="minorBidi"/>
           <w:b/>
           <w:bCs/>
+          <w:kern w:val="2"/>
+          <w:sz w:val="22"/>
+          <w:szCs w:val="22"/>
         </w:rPr>
         <w:t>Testes Funcionais:</w:t>
       </w:r>
       <w:r>
         <w:rPr>
-          <w:rFonts w:ascii="Verdana" w:hAnsi="Verdana"/>
+          <w:rFonts w:ascii="Verdana" w:hAnsi="Verdana" w:eastAsia="Calibri" w:cs="Verdana" w:eastAsiaTheme="minorHAnsi" w:csTheme="minorBidi"/>
+          <w:kern w:val="2"/>
+          <w:sz w:val="22"/>
+          <w:szCs w:val="22"/>
         </w:rPr>
         <w:t xml:space="preserve"> Verificam se o sistema executa as funções de acordo com a especificação (ex.: ao clicar em "Comprar", o item vai para o carrinho). </w:t>
       </w:r>
@@ -1177,21 +1503,28 @@
           <w:ilvl w:val="0"/>
           <w:numId w:val="4"/>
         </w:numPr>
-        <w:rPr>
-          <w:rFonts w:ascii="Verdana" w:hAnsi="Verdana"/>
-        </w:rPr>
-      </w:pPr>
-      <w:r>
-        <w:rPr>
-          <w:rFonts w:ascii="Verdana" w:hAnsi="Verdana"/>
+        <w:ind w:left="720" w:hanging="360"/>
+        <w:rPr>
+          <w:rFonts w:ascii="Verdana" w:hAnsi="Verdana"/>
+        </w:rPr>
+      </w:pPr>
+      <w:r>
+        <w:rPr>
+          <w:rFonts w:ascii="Verdana" w:hAnsi="Verdana" w:eastAsia="Calibri" w:cs="Verdana" w:eastAsiaTheme="minorHAnsi" w:csTheme="minorBidi"/>
           <w:b/>
           <w:bCs/>
+          <w:kern w:val="2"/>
+          <w:sz w:val="22"/>
+          <w:szCs w:val="22"/>
         </w:rPr>
         <w:t>Testes Não Funcionais:</w:t>
       </w:r>
       <w:r>
         <w:rPr>
-          <w:rFonts w:ascii="Verdana" w:hAnsi="Verdana"/>
+          <w:rFonts w:ascii="Verdana" w:hAnsi="Verdana" w:eastAsia="Calibri" w:cs="Verdana" w:eastAsiaTheme="minorHAnsi" w:csTheme="minorBidi"/>
+          <w:kern w:val="2"/>
+          <w:sz w:val="22"/>
+          <w:szCs w:val="22"/>
         </w:rPr>
         <w:t xml:space="preserve"> Avaliam o comportamento qualitativo do sistema (Performance, Segurança, Usabilidade, Confiabilidade). </w:t>
       </w:r>
@@ -1206,9 +1539,12 @@
       </w:pPr>
       <w:r>
         <w:rPr>
-          <w:rFonts w:ascii="Verdana" w:hAnsi="Verdana"/>
+          <w:rFonts w:ascii="Verdana" w:hAnsi="Verdana" w:eastAsia="Calibri" w:cs="Verdana" w:eastAsiaTheme="minorHAnsi" w:csTheme="minorBidi"/>
           <w:b/>
           <w:bCs/>
+          <w:kern w:val="2"/>
+          <w:sz w:val="22"/>
+          <w:szCs w:val="22"/>
         </w:rPr>
         <w:t>Bloco 3: A Pirâmide de Testes e seus Níveis</w:t>
       </w:r>
@@ -1222,7 +1558,10 @@
       </w:pPr>
       <w:r>
         <w:rPr>
-          <w:rFonts w:ascii="Verdana" w:hAnsi="Verdana"/>
+          <w:rFonts w:ascii="Verdana" w:hAnsi="Verdana" w:eastAsia="Calibri" w:cs="Verdana" w:eastAsiaTheme="minorHAnsi" w:csTheme="minorBidi"/>
+          <w:kern w:val="2"/>
+          <w:sz w:val="22"/>
+          <w:szCs w:val="22"/>
         </w:rPr>
         <w:t xml:space="preserve">Apresente a hierarquia dos níveis de teste de forma simples: </w:t>
       </w:r>
@@ -1236,93 +1575,14 @@
       <w:r>
         <w:rPr>
           <w:rFonts w:ascii="Verdana" w:hAnsi="Verdana"/>
-          <w:noProof/>
-        </w:rPr>
-        <mc:AlternateContent>
-          <mc:Choice Requires="wps">
-            <w:drawing>
-              <wp:anchor distT="0" distB="0" distL="114300" distR="114300" simplePos="0" relativeHeight="251659264" behindDoc="1" locked="0" layoutInCell="1" allowOverlap="1" wp14:anchorId="24DDF154" wp14:editId="5339D878">
-                <wp:simplePos x="0" y="0"/>
-                <wp:positionH relativeFrom="margin">
-                  <wp:posOffset>2050901</wp:posOffset>
-                </wp:positionH>
-                <wp:positionV relativeFrom="paragraph">
-                  <wp:posOffset>48185</wp:posOffset>
-                </wp:positionV>
-                <wp:extent cx="1757082" cy="1464609"/>
-                <wp:effectExtent l="19050" t="19050" r="33655" b="21590"/>
-                <wp:wrapNone/>
-                <wp:docPr id="1030926966" name="Triângulo isósceles 1"/>
-                <wp:cNvGraphicFramePr/>
-                <a:graphic xmlns:a="http://schemas.openxmlformats.org/drawingml/2006/main">
-                  <a:graphicData uri="http://schemas.microsoft.com/office/word/2010/wordprocessingShape">
-                    <wps:wsp>
-                      <wps:cNvSpPr/>
-                      <wps:spPr>
-                        <a:xfrm>
-                          <a:off x="0" y="0"/>
-                          <a:ext cx="1757082" cy="1464609"/>
-                        </a:xfrm>
-                        <a:prstGeom prst="triangle">
-                          <a:avLst/>
-                        </a:prstGeom>
-                      </wps:spPr>
-                      <wps:style>
-                        <a:lnRef idx="1">
-                          <a:schemeClr val="accent2"/>
-                        </a:lnRef>
-                        <a:fillRef idx="2">
-                          <a:schemeClr val="accent2"/>
-                        </a:fillRef>
-                        <a:effectRef idx="1">
-                          <a:schemeClr val="accent2"/>
-                        </a:effectRef>
-                        <a:fontRef idx="minor">
-                          <a:schemeClr val="dk1"/>
-                        </a:fontRef>
-                      </wps:style>
-                      <wps:bodyPr rot="0" spcFirstLastPara="0" vertOverflow="overflow" horzOverflow="overflow" vert="horz" wrap="square" lIns="91440" tIns="45720" rIns="91440" bIns="45720" numCol="1" spcCol="0" rtlCol="0" fromWordArt="0" anchor="ctr" anchorCtr="0" forceAA="0" compatLnSpc="1">
-                        <a:prstTxWarp prst="textNoShape">
-                          <a:avLst/>
-                        </a:prstTxWarp>
-                        <a:noAutofit/>
-                      </wps:bodyPr>
-                    </wps:wsp>
-                  </a:graphicData>
-                </a:graphic>
-                <wp14:sizeRelV relativeFrom="margin">
-                  <wp14:pctHeight>0</wp14:pctHeight>
-                </wp14:sizeRelV>
-              </wp:anchor>
-            </w:drawing>
-          </mc:Choice>
-          <mc:Fallback>
-            <w:pict>
-              <v:shapetype w14:anchorId="3DCF8395" id="_x0000_t5" coordsize="21600,21600" o:spt="5" adj="10800" path="m@0,l,21600r21600,xe">
-                <v:stroke joinstyle="miter"/>
-                <v:formulas>
-                  <v:f eqn="val #0"/>
-                  <v:f eqn="prod #0 1 2"/>
-                  <v:f eqn="sum @1 10800 0"/>
-                </v:formulas>
-                <v:path gradientshapeok="t" o:connecttype="custom" o:connectlocs="@0,0;@1,10800;0,21600;10800,21600;21600,21600;@2,10800" textboxrect="0,10800,10800,18000;5400,10800,16200,18000;10800,10800,21600,18000;0,7200,7200,21600;7200,7200,14400,21600;14400,7200,21600,21600"/>
-                <v:handles>
-                  <v:h position="#0,topLeft" xrange="0,21600"/>
-                </v:handles>
-              </v:shapetype>
-              <v:shape id="Triângulo isósceles 1" o:spid="_x0000_s1026" type="#_x0000_t5" style="position:absolute;margin-left:161.5pt;margin-top:3.8pt;width:138.35pt;height:115.3pt;z-index:-251657216;visibility:visible;mso-wrap-style:square;mso-height-percent:0;mso-wrap-distance-left:9pt;mso-wrap-distance-top:0;mso-wrap-distance-right:9pt;mso-wrap-distance-bottom:0;mso-position-horizontal:absolute;mso-position-horizontal-relative:margin;mso-position-vertical:absolute;mso-position-vertical-relative:text;mso-height-percent:0;mso-height-relative:margin;v-text-anchor:middle" o:gfxdata="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" fillcolor="#f3a875 [2165]" strokecolor="#ed7d31 [3205]" strokeweight=".5pt">
-                <v:fill color2="#f09558 [2613]" rotate="t" colors="0 #f7bda4;.5 #f5b195;1 #f8a581" focus="100%" type="gradient">
-                  <o:fill v:ext="view" type="gradientUnscaled"/>
-                </v:fill>
-                <w10:wrap anchorx="margin"/>
-              </v:shape>
-            </w:pict>
-          </mc:Fallback>
-        </mc:AlternateContent>
-      </w:r>
-      <w:r>
-        <w:rPr>
-          <w:rFonts w:ascii="Verdana" w:hAnsi="Verdana"/>
+        </w:rPr>
+      </w:r>
+      <w:r>
+        <w:rPr>
+          <w:rFonts w:ascii="Verdana" w:hAnsi="Verdana" w:eastAsia="Calibri" w:cs="Verdana" w:eastAsiaTheme="minorHAnsi" w:csTheme="minorBidi"/>
+          <w:kern w:val="2"/>
+          <w:sz w:val="22"/>
+          <w:szCs w:val="22"/>
         </w:rPr>
         <w:t xml:space="preserve">          </w:t>
       </w:r>
@@ -1337,19 +1597,28 @@
       </w:pPr>
       <w:r>
         <w:rPr>
-          <w:rFonts w:ascii="Verdana" w:hAnsi="Verdana"/>
+          <w:rFonts w:ascii="Verdana" w:hAnsi="Verdana" w:eastAsia="Calibri" w:cs="Verdana" w:eastAsiaTheme="minorHAnsi" w:csTheme="minorBidi"/>
+          <w:kern w:val="2"/>
+          <w:sz w:val="22"/>
+          <w:szCs w:val="22"/>
         </w:rPr>
         <w:t xml:space="preserve">ACEITAÇÃO / </w:t>
       </w:r>
       <w:r>
         <w:rPr>
-          <w:rFonts w:ascii="Verdana" w:hAnsi="Verdana"/>
+          <w:rFonts w:ascii="Verdana" w:hAnsi="Verdana" w:eastAsia="Calibri" w:cs="Verdana" w:eastAsiaTheme="minorHAnsi" w:csTheme="minorBidi"/>
+          <w:kern w:val="2"/>
+          <w:sz w:val="22"/>
+          <w:szCs w:val="22"/>
         </w:rPr>
         <w:t>UAT -</w:t>
       </w:r>
       <w:r>
         <w:rPr>
-          <w:rFonts w:ascii="Verdana" w:hAnsi="Verdana"/>
+          <w:rFonts w:ascii="Verdana" w:hAnsi="Verdana" w:eastAsia="Calibri" w:cs="Verdana" w:eastAsiaTheme="minorHAnsi" w:csTheme="minorBidi"/>
+          <w:kern w:val="2"/>
+          <w:sz w:val="22"/>
+          <w:szCs w:val="22"/>
         </w:rPr>
         <w:t>&gt; O cliente valida se atende ao negócio</w:t>
       </w:r>
@@ -1364,13 +1633,19 @@
       </w:pPr>
       <w:r>
         <w:rPr>
-          <w:rFonts w:ascii="Verdana" w:hAnsi="Verdana"/>
+          <w:rFonts w:ascii="Verdana" w:hAnsi="Verdana" w:eastAsia="Calibri" w:cs="Verdana" w:eastAsiaTheme="minorHAnsi" w:csTheme="minorBidi"/>
+          <w:kern w:val="2"/>
+          <w:sz w:val="22"/>
+          <w:szCs w:val="22"/>
         </w:rPr>
         <w:t>SISTEMA -</w:t>
       </w:r>
       <w:r>
         <w:rPr>
-          <w:rFonts w:ascii="Verdana" w:hAnsi="Verdana"/>
+          <w:rFonts w:ascii="Verdana" w:hAnsi="Verdana" w:eastAsia="Calibri" w:cs="Verdana" w:eastAsiaTheme="minorHAnsi" w:csTheme="minorBidi"/>
+          <w:kern w:val="2"/>
+          <w:sz w:val="22"/>
+          <w:szCs w:val="22"/>
         </w:rPr>
         <w:t>&gt; Teste do aplicativo completo end-to-end</w:t>
       </w:r>
@@ -1385,13 +1660,19 @@
       </w:pPr>
       <w:r>
         <w:rPr>
-          <w:rFonts w:ascii="Verdana" w:hAnsi="Verdana"/>
+          <w:rFonts w:ascii="Verdana" w:hAnsi="Verdana" w:eastAsia="Calibri" w:cs="Verdana" w:eastAsiaTheme="minorHAnsi" w:csTheme="minorBidi"/>
+          <w:kern w:val="2"/>
+          <w:sz w:val="22"/>
+          <w:szCs w:val="22"/>
         </w:rPr>
         <w:t>INTEGRAÇÃO -</w:t>
       </w:r>
       <w:r>
         <w:rPr>
-          <w:rFonts w:ascii="Verdana" w:hAnsi="Verdana"/>
+          <w:rFonts w:ascii="Verdana" w:hAnsi="Verdana" w:eastAsia="Calibri" w:cs="Verdana" w:eastAsiaTheme="minorHAnsi" w:csTheme="minorBidi"/>
+          <w:kern w:val="2"/>
+          <w:sz w:val="22"/>
+          <w:szCs w:val="22"/>
         </w:rPr>
         <w:t>&gt; Teste de comunicação entre módulos/APIs</w:t>
       </w:r>
@@ -1405,25 +1686,25 @@
       </w:pPr>
       <w:r>
         <w:rPr>
-          <w:rFonts w:ascii="Verdana" w:hAnsi="Verdana"/>
+          <w:rFonts w:ascii="Verdana" w:hAnsi="Verdana" w:eastAsia="Calibri" w:cs="Verdana" w:eastAsiaTheme="minorHAnsi" w:csTheme="minorBidi"/>
+          <w:kern w:val="2"/>
+          <w:sz w:val="22"/>
+          <w:szCs w:val="22"/>
         </w:rPr>
         <w:t xml:space="preserve"> </w:t>
       </w:r>
       <w:r>
-        <w:rPr>
-          <w:rFonts w:ascii="Verdana" w:hAnsi="Verdana"/>
-        </w:rPr>
         <w:tab/>
       </w:r>
       <w:r>
-        <w:rPr>
-          <w:rFonts w:ascii="Verdana" w:hAnsi="Verdana"/>
-        </w:rPr>
         <w:tab/>
       </w:r>
       <w:r>
         <w:rPr>
-          <w:rFonts w:ascii="Verdana" w:hAnsi="Verdana"/>
+          <w:rFonts w:ascii="Verdana" w:hAnsi="Verdana" w:eastAsia="Calibri" w:cs="Verdana" w:eastAsiaTheme="minorHAnsi" w:csTheme="minorBidi"/>
+          <w:kern w:val="2"/>
+          <w:sz w:val="22"/>
+          <w:szCs w:val="22"/>
         </w:rPr>
         <w:t>UNITÁRIO -&gt; Teste de funções isoladas no código (dev)</w:t>
       </w:r>
@@ -1434,22 +1715,29 @@
           <w:ilvl w:val="0"/>
           <w:numId w:val="5"/>
         </w:numPr>
-        <w:rPr>
-          <w:rFonts w:ascii="Verdana" w:hAnsi="Verdana"/>
-        </w:rPr>
-      </w:pPr>
-      <w:r>
-        <w:rPr>
-          <w:rFonts w:ascii="Verdana" w:hAnsi="Verdana"/>
+        <w:ind w:left="720" w:hanging="360"/>
+        <w:rPr>
+          <w:rFonts w:ascii="Verdana" w:hAnsi="Verdana"/>
+        </w:rPr>
+      </w:pPr>
+      <w:r>
+        <w:lastRenderedPageBreak/>
+        <w:rPr>
+          <w:rFonts w:ascii="Verdana" w:hAnsi="Verdana" w:eastAsia="Calibri" w:cs="Verdana" w:eastAsiaTheme="minorHAnsi" w:csTheme="minorBidi"/>
           <w:b/>
           <w:bCs/>
-        </w:rPr>
-        <w:lastRenderedPageBreak/>
+          <w:kern w:val="2"/>
+          <w:sz w:val="22"/>
+          <w:szCs w:val="22"/>
+        </w:rPr>
         <w:t>Unitário:</w:t>
       </w:r>
       <w:r>
         <w:rPr>
-          <w:rFonts w:ascii="Verdana" w:hAnsi="Verdana"/>
+          <w:rFonts w:ascii="Verdana" w:hAnsi="Verdana" w:eastAsia="Calibri" w:cs="Verdana" w:eastAsiaTheme="minorHAnsi" w:csTheme="minorBidi"/>
+          <w:kern w:val="2"/>
+          <w:sz w:val="22"/>
+          <w:szCs w:val="22"/>
         </w:rPr>
         <w:t xml:space="preserve"> Testa a menor parte testável do código (uma função ou método isolado). </w:t>
       </w:r>
@@ -1460,21 +1748,28 @@
           <w:ilvl w:val="0"/>
           <w:numId w:val="5"/>
         </w:numPr>
-        <w:rPr>
-          <w:rFonts w:ascii="Verdana" w:hAnsi="Verdana"/>
-        </w:rPr>
-      </w:pPr>
-      <w:r>
-        <w:rPr>
-          <w:rFonts w:ascii="Verdana" w:hAnsi="Verdana"/>
+        <w:ind w:left="720" w:hanging="360"/>
+        <w:rPr>
+          <w:rFonts w:ascii="Verdana" w:hAnsi="Verdana"/>
+        </w:rPr>
+      </w:pPr>
+      <w:r>
+        <w:rPr>
+          <w:rFonts w:ascii="Verdana" w:hAnsi="Verdana" w:eastAsia="Calibri" w:cs="Verdana" w:eastAsiaTheme="minorHAnsi" w:csTheme="minorBidi"/>
           <w:b/>
           <w:bCs/>
+          <w:kern w:val="2"/>
+          <w:sz w:val="22"/>
+          <w:szCs w:val="22"/>
         </w:rPr>
         <w:t>Integração:</w:t>
       </w:r>
       <w:r>
         <w:rPr>
-          <w:rFonts w:ascii="Verdana" w:hAnsi="Verdana"/>
+          <w:rFonts w:ascii="Verdana" w:hAnsi="Verdana" w:eastAsia="Calibri" w:cs="Verdana" w:eastAsiaTheme="minorHAnsi" w:csTheme="minorBidi"/>
+          <w:kern w:val="2"/>
+          <w:sz w:val="22"/>
+          <w:szCs w:val="22"/>
         </w:rPr>
         <w:t xml:space="preserve"> Testa se dois ou mais módulos funcionam bem juntos (ex.: carrinho enviando dados para a API de pagamento). </w:t>
       </w:r>
@@ -1485,21 +1780,28 @@
           <w:ilvl w:val="0"/>
           <w:numId w:val="5"/>
         </w:numPr>
-        <w:rPr>
-          <w:rFonts w:ascii="Verdana" w:hAnsi="Verdana"/>
-        </w:rPr>
-      </w:pPr>
-      <w:r>
-        <w:rPr>
-          <w:rFonts w:ascii="Verdana" w:hAnsi="Verdana"/>
+        <w:ind w:left="720" w:hanging="360"/>
+        <w:rPr>
+          <w:rFonts w:ascii="Verdana" w:hAnsi="Verdana"/>
+        </w:rPr>
+      </w:pPr>
+      <w:r>
+        <w:rPr>
+          <w:rFonts w:ascii="Verdana" w:hAnsi="Verdana" w:eastAsia="Calibri" w:cs="Verdana" w:eastAsiaTheme="minorHAnsi" w:csTheme="minorBidi"/>
           <w:b/>
           <w:bCs/>
+          <w:kern w:val="2"/>
+          <w:sz w:val="22"/>
+          <w:szCs w:val="22"/>
         </w:rPr>
         <w:t>Sistema:</w:t>
       </w:r>
       <w:r>
         <w:rPr>
-          <w:rFonts w:ascii="Verdana" w:hAnsi="Verdana"/>
+          <w:rFonts w:ascii="Verdana" w:hAnsi="Verdana" w:eastAsia="Calibri" w:cs="Verdana" w:eastAsiaTheme="minorHAnsi" w:csTheme="minorBidi"/>
+          <w:kern w:val="2"/>
+          <w:sz w:val="22"/>
+          <w:szCs w:val="22"/>
         </w:rPr>
         <w:t xml:space="preserve"> Testa a aplicação inteira em um ambiente simulado de produção. </w:t>
       </w:r>
@@ -1510,21 +1812,28 @@
           <w:ilvl w:val="0"/>
           <w:numId w:val="5"/>
         </w:numPr>
-        <w:rPr>
-          <w:rFonts w:ascii="Verdana" w:hAnsi="Verdana"/>
-        </w:rPr>
-      </w:pPr>
-      <w:r>
-        <w:rPr>
-          <w:rFonts w:ascii="Verdana" w:hAnsi="Verdana"/>
+        <w:ind w:left="720" w:hanging="360"/>
+        <w:rPr>
+          <w:rFonts w:ascii="Verdana" w:hAnsi="Verdana"/>
+        </w:rPr>
+      </w:pPr>
+      <w:r>
+        <w:rPr>
+          <w:rFonts w:ascii="Verdana" w:hAnsi="Verdana" w:eastAsia="Calibri" w:cs="Verdana" w:eastAsiaTheme="minorHAnsi" w:csTheme="minorBidi"/>
           <w:b/>
           <w:bCs/>
+          <w:kern w:val="2"/>
+          <w:sz w:val="22"/>
+          <w:szCs w:val="22"/>
         </w:rPr>
         <w:t>Aceitação (UAT):</w:t>
       </w:r>
       <w:r>
         <w:rPr>
-          <w:rFonts w:ascii="Verdana" w:hAnsi="Verdana"/>
+          <w:rFonts w:ascii="Verdana" w:hAnsi="Verdana" w:eastAsia="Calibri" w:cs="Verdana" w:eastAsiaTheme="minorHAnsi" w:csTheme="minorBidi"/>
+          <w:kern w:val="2"/>
+          <w:sz w:val="22"/>
+          <w:szCs w:val="22"/>
         </w:rPr>
         <w:t xml:space="preserve"> Realizado pelo usuário final para validar se o produto atende às necessidades reais do cliente. </w:t>
       </w:r>
@@ -1539,9 +1848,12 @@
       </w:pPr>
       <w:r>
         <w:rPr>
-          <w:rFonts w:ascii="Verdana" w:hAnsi="Verdana"/>
+          <w:rFonts w:ascii="Verdana" w:hAnsi="Verdana" w:eastAsia="Calibri" w:cs="Verdana" w:eastAsiaTheme="minorHAnsi" w:csTheme="minorBidi"/>
           <w:b/>
           <w:bCs/>
+          <w:kern w:val="2"/>
+          <w:sz w:val="22"/>
+          <w:szCs w:val="22"/>
         </w:rPr>
         <w:t>Bloco 4: Atividade Prática</w:t>
       </w:r>
@@ -1554,15 +1866,21 @@
       </w:pPr>
       <w:r>
         <w:rPr>
-          <w:rFonts w:ascii="Verdana" w:hAnsi="Verdana"/>
+          <w:rFonts w:ascii="Verdana" w:hAnsi="Verdana" w:eastAsia="Calibri" w:cs="Verdana" w:eastAsiaTheme="minorHAnsi" w:csTheme="minorBidi"/>
+          <w:kern w:val="2"/>
+          <w:sz w:val="22"/>
+          <w:szCs w:val="22"/>
         </w:rPr>
         <w:t xml:space="preserve">Orientação: </w:t>
       </w:r>
       <w:r>
         <w:rPr>
-          <w:rFonts w:ascii="Verdana" w:hAnsi="Verdana"/>
+          <w:rFonts w:ascii="Verdana" w:hAnsi="Verdana" w:eastAsia="Calibri" w:cs="Verdana" w:eastAsiaTheme="minorHAnsi" w:csTheme="minorBidi"/>
           <w:i/>
           <w:iCs/>
+          <w:kern w:val="2"/>
+          <w:sz w:val="22"/>
+          <w:szCs w:val="22"/>
         </w:rPr>
         <w:t>A partir de agora, vocês são os Analistas de Qualidade (QAs) da TechSolutions. Vamos analisar o código do módulo de inscrições do App de Eventos Acadêmicos e encontrar os defeitos antes que os alunos da Universidade Inovação passem vergonha!</w:t>
       </w:r>
@@ -1577,9 +1895,12 @@
       </w:pPr>
       <w:r>
         <w:rPr>
-          <w:rFonts w:ascii="Verdana" w:hAnsi="Verdana"/>
+          <w:rFonts w:ascii="Verdana" w:hAnsi="Verdana" w:eastAsia="Calibri" w:cs="Verdana" w:eastAsiaTheme="minorHAnsi" w:csTheme="minorBidi"/>
           <w:b/>
           <w:bCs/>
+          <w:kern w:val="2"/>
+          <w:sz w:val="22"/>
+          <w:szCs w:val="22"/>
         </w:rPr>
         <w:t>Código para Análise</w:t>
       </w:r>
@@ -1601,21 +1922,30 @@
       </w:pPr>
       <w:r>
         <w:rPr>
-          <w:rFonts w:ascii="Verdana" w:hAnsi="Verdana"/>
+          <w:rFonts w:ascii="Verdana" w:hAnsi="Verdana" w:eastAsia="Calibri" w:cs="Verdana" w:eastAsiaTheme="minorHAnsi" w:csTheme="minorBidi"/>
+          <w:kern w:val="2"/>
+          <w:sz w:val="22"/>
+          <w:szCs w:val="22"/>
         </w:rPr>
         <w:t xml:space="preserve">Forneça o seguinte trecho de código escrito em </w:t>
       </w:r>
       <w:r>
         <w:rPr>
-          <w:rFonts w:ascii="Verdana" w:hAnsi="Verdana"/>
+          <w:rFonts w:ascii="Verdana" w:hAnsi="Verdana" w:eastAsia="Calibri" w:cs="Verdana" w:eastAsiaTheme="minorHAnsi" w:csTheme="minorBidi"/>
           <w:b/>
           <w:bCs/>
+          <w:kern w:val="2"/>
+          <w:sz w:val="22"/>
+          <w:szCs w:val="22"/>
         </w:rPr>
         <w:t>Python</w:t>
       </w:r>
       <w:r>
         <w:rPr>
-          <w:rFonts w:ascii="Verdana" w:hAnsi="Verdana"/>
+          <w:rFonts w:ascii="Verdana" w:hAnsi="Verdana" w:eastAsia="Calibri" w:cs="Verdana" w:eastAsiaTheme="minorHAnsi" w:csTheme="minorBidi"/>
+          <w:kern w:val="2"/>
+          <w:sz w:val="22"/>
+          <w:szCs w:val="22"/>
         </w:rPr>
         <w:t>:</w:t>
       </w:r>
@@ -1635,7 +1965,10 @@
       </w:pPr>
       <w:r>
         <w:rPr>
-          <w:rFonts w:ascii="Verdana" w:hAnsi="Verdana"/>
+          <w:rFonts w:ascii="Verdana" w:hAnsi="Verdana" w:eastAsia="Calibri" w:cs="Verdana" w:eastAsiaTheme="minorHAnsi" w:csTheme="minorBidi"/>
+          <w:kern w:val="2"/>
+          <w:sz w:val="22"/>
+          <w:szCs w:val="22"/>
         </w:rPr>
         <w:t># Módulo de Inscrição em Eventos - TechSolutions</w:t>
       </w:r>
@@ -1648,7 +1981,10 @@
       </w:pPr>
       <w:r>
         <w:rPr>
-          <w:rFonts w:ascii="Verdana" w:hAnsi="Verdana"/>
+          <w:rFonts w:ascii="Verdana" w:hAnsi="Verdana" w:eastAsia="Calibri" w:cs="Verdana" w:eastAsiaTheme="minorHAnsi" w:csTheme="minorBidi"/>
+          <w:kern w:val="2"/>
+          <w:sz w:val="22"/>
+          <w:szCs w:val="22"/>
         </w:rPr>
         <w:t># Requisitos do Sistema:</w:t>
       </w:r>
@@ -1661,7 +1997,10 @@
       </w:pPr>
       <w:r>
         <w:rPr>
-          <w:rFonts w:ascii="Verdana" w:hAnsi="Verdana"/>
+          <w:rFonts w:ascii="Verdana" w:hAnsi="Verdana" w:eastAsia="Calibri" w:cs="Verdana" w:eastAsiaTheme="minorHAnsi" w:csTheme="minorBidi"/>
+          <w:kern w:val="2"/>
+          <w:sz w:val="22"/>
+          <w:szCs w:val="22"/>
         </w:rPr>
         <w:t># 1. Alunos com menos de 16 anos NÃO podem se inscrever no evento.</w:t>
       </w:r>
@@ -1674,7 +2013,10 @@
       </w:pPr>
       <w:r>
         <w:rPr>
-          <w:rFonts w:ascii="Verdana" w:hAnsi="Verdana"/>
+          <w:rFonts w:ascii="Verdana" w:hAnsi="Verdana" w:eastAsia="Calibri" w:cs="Verdana" w:eastAsiaTheme="minorHAnsi" w:csTheme="minorBidi"/>
+          <w:kern w:val="2"/>
+          <w:sz w:val="22"/>
+          <w:szCs w:val="22"/>
         </w:rPr>
         <w:t># 2. Se o cupom for "ALUNO10", o desconto deve ser de 10% no valor do ingresso.</w:t>
       </w:r>
@@ -1687,7 +2029,10 @@
       </w:pPr>
       <w:r>
         <w:rPr>
-          <w:rFonts w:ascii="Verdana" w:hAnsi="Verdana"/>
+          <w:rFonts w:ascii="Verdana" w:hAnsi="Verdana" w:eastAsia="Calibri" w:cs="Verdana" w:eastAsiaTheme="minorHAnsi" w:csTheme="minorBidi"/>
+          <w:kern w:val="2"/>
+          <w:sz w:val="22"/>
+          <w:szCs w:val="22"/>
         </w:rPr>
         <w:t># 3. O número de vagas disponíveis não pode ficar negativo.</w:t>
       </w:r>
@@ -1707,7 +2052,10 @@
       </w:pPr>
       <w:r>
         <w:rPr>
-          <w:rFonts w:ascii="Verdana" w:hAnsi="Verdana"/>
+          <w:rFonts w:ascii="Verdana" w:hAnsi="Verdana" w:eastAsia="Calibri" w:cs="Verdana" w:eastAsiaTheme="minorHAnsi" w:csTheme="minorBidi"/>
+          <w:kern w:val="2"/>
+          <w:sz w:val="22"/>
+          <w:szCs w:val="22"/>
         </w:rPr>
         <w:t>def validar_inscricao(idade_aluno, vagas_disponiveis):</w:t>
       </w:r>
@@ -1720,7 +2068,10 @@
       </w:pPr>
       <w:r>
         <w:rPr>
-          <w:rFonts w:ascii="Verdana" w:hAnsi="Verdana"/>
+          <w:rFonts w:ascii="Verdana" w:hAnsi="Verdana" w:eastAsia="Calibri" w:cs="Verdana" w:eastAsiaTheme="minorHAnsi" w:csTheme="minorBidi"/>
+          <w:kern w:val="2"/>
+          <w:sz w:val="22"/>
+          <w:szCs w:val="22"/>
         </w:rPr>
         <w:t xml:space="preserve">    # Verifica a idade minima</w:t>
       </w:r>
@@ -1733,7 +2084,10 @@
       </w:pPr>
       <w:r>
         <w:rPr>
-          <w:rFonts w:ascii="Verdana" w:hAnsi="Verdana"/>
+          <w:rFonts w:ascii="Verdana" w:hAnsi="Verdana" w:eastAsia="Calibri" w:cs="Verdana" w:eastAsiaTheme="minorHAnsi" w:csTheme="minorBidi"/>
+          <w:kern w:val="2"/>
+          <w:sz w:val="22"/>
+          <w:szCs w:val="22"/>
         </w:rPr>
         <w:t xml:space="preserve">    if idade_aluno &lt; 16:</w:t>
       </w:r>
@@ -1746,7 +2100,10 @@
       </w:pPr>
       <w:r>
         <w:rPr>
-          <w:rFonts w:ascii="Verdana" w:hAnsi="Verdana"/>
+          <w:rFonts w:ascii="Verdana" w:hAnsi="Verdana" w:eastAsia="Calibri" w:cs="Verdana" w:eastAsiaTheme="minorHAnsi" w:csTheme="minorBidi"/>
+          <w:kern w:val="2"/>
+          <w:sz w:val="22"/>
+          <w:szCs w:val="22"/>
         </w:rPr>
         <w:t xml:space="preserve">        return "Inscrição Negada: Idade mínima é 16 anos."</w:t>
       </w:r>
@@ -1759,7 +2116,10 @@
       </w:pPr>
       <w:r>
         <w:rPr>
-          <w:rFonts w:ascii="Verdana" w:hAnsi="Verdana"/>
+          <w:rFonts w:ascii="Verdana" w:hAnsi="Verdana" w:eastAsia="Calibri" w:cs="Verdana" w:eastAsiaTheme="minorHAnsi" w:csTheme="minorBidi"/>
+          <w:kern w:val="2"/>
+          <w:sz w:val="22"/>
+          <w:szCs w:val="22"/>
         </w:rPr>
         <w:t xml:space="preserve">    </w:t>
       </w:r>
@@ -1772,7 +2132,10 @@
       </w:pPr>
       <w:r>
         <w:rPr>
-          <w:rFonts w:ascii="Verdana" w:hAnsi="Verdana"/>
+          <w:rFonts w:ascii="Verdana" w:hAnsi="Verdana" w:eastAsia="Calibri" w:cs="Verdana" w:eastAsiaTheme="minorHAnsi" w:csTheme="minorBidi"/>
+          <w:kern w:val="2"/>
+          <w:sz w:val="22"/>
+          <w:szCs w:val="22"/>
         </w:rPr>
         <w:t xml:space="preserve">    if vagas_disponiveis &lt;= 0:</w:t>
       </w:r>
@@ -1785,7 +2148,10 @@
       </w:pPr>
       <w:r>
         <w:rPr>
-          <w:rFonts w:ascii="Verdana" w:hAnsi="Verdana"/>
+          <w:rFonts w:ascii="Verdana" w:hAnsi="Verdana" w:eastAsia="Calibri" w:cs="Verdana" w:eastAsiaTheme="minorHAnsi" w:csTheme="minorBidi"/>
+          <w:kern w:val="2"/>
+          <w:sz w:val="22"/>
+          <w:szCs w:val="22"/>
         </w:rPr>
         <w:t xml:space="preserve">        return "Inscrição Negada: Evento lotado."</w:t>
       </w:r>
@@ -1798,7 +2164,10 @@
       </w:pPr>
       <w:r>
         <w:rPr>
-          <w:rFonts w:ascii="Verdana" w:hAnsi="Verdana"/>
+          <w:rFonts w:ascii="Verdana" w:hAnsi="Verdana" w:eastAsia="Calibri" w:cs="Verdana" w:eastAsiaTheme="minorHAnsi" w:csTheme="minorBidi"/>
+          <w:kern w:val="2"/>
+          <w:sz w:val="22"/>
+          <w:szCs w:val="22"/>
         </w:rPr>
         <w:t xml:space="preserve">    </w:t>
       </w:r>
@@ -1811,7 +2180,10 @@
       </w:pPr>
       <w:r>
         <w:rPr>
-          <w:rFonts w:ascii="Verdana" w:hAnsi="Verdana"/>
+          <w:rFonts w:ascii="Verdana" w:hAnsi="Verdana" w:eastAsia="Calibri" w:cs="Verdana" w:eastAsiaTheme="minorHAnsi" w:csTheme="minorBidi"/>
+          <w:kern w:val="2"/>
+          <w:sz w:val="22"/>
+          <w:szCs w:val="22"/>
         </w:rPr>
         <w:t xml:space="preserve">    return "Inscrição Permitida."</w:t>
       </w:r>
@@ -1830,10 +2202,13 @@
         </w:rPr>
       </w:pPr>
       <w:r>
-        <w:rPr>
-          <w:rFonts w:ascii="Verdana" w:hAnsi="Verdana"/>
-        </w:rPr>
         <w:lastRenderedPageBreak/>
+        <w:rPr>
+          <w:rFonts w:ascii="Verdana" w:hAnsi="Verdana" w:eastAsia="Calibri" w:cs="Verdana" w:eastAsiaTheme="minorHAnsi" w:csTheme="minorBidi"/>
+          <w:kern w:val="2"/>
+          <w:sz w:val="22"/>
+          <w:szCs w:val="22"/>
+        </w:rPr>
         <w:t>def calcular_valor_ingresso(valor_base, cupom):</w:t>
       </w:r>
     </w:p>
@@ -1845,7 +2220,10 @@
       </w:pPr>
       <w:r>
         <w:rPr>
-          <w:rFonts w:ascii="Verdana" w:hAnsi="Verdana"/>
+          <w:rFonts w:ascii="Verdana" w:hAnsi="Verdana" w:eastAsia="Calibri" w:cs="Verdana" w:eastAsiaTheme="minorHAnsi" w:csTheme="minorBidi"/>
+          <w:kern w:val="2"/>
+          <w:sz w:val="22"/>
+          <w:szCs w:val="22"/>
         </w:rPr>
         <w:t xml:space="preserve">    if cupom == "ALUNO10":</w:t>
       </w:r>
@@ -1858,7 +2236,10 @@
       </w:pPr>
       <w:r>
         <w:rPr>
-          <w:rFonts w:ascii="Verdana" w:hAnsi="Verdana"/>
+          <w:rFonts w:ascii="Verdana" w:hAnsi="Verdana" w:eastAsia="Calibri" w:cs="Verdana" w:eastAsiaTheme="minorHAnsi" w:csTheme="minorBidi"/>
+          <w:kern w:val="2"/>
+          <w:sz w:val="22"/>
+          <w:szCs w:val="22"/>
         </w:rPr>
         <w:t xml:space="preserve">        valor_final = valor_base - 10  # Aplica o desconto</w:t>
       </w:r>
@@ -1871,7 +2252,10 @@
       </w:pPr>
       <w:r>
         <w:rPr>
-          <w:rFonts w:ascii="Verdana" w:hAnsi="Verdana"/>
+          <w:rFonts w:ascii="Verdana" w:hAnsi="Verdana" w:eastAsia="Calibri" w:cs="Verdana" w:eastAsiaTheme="minorHAnsi" w:csTheme="minorBidi"/>
+          <w:kern w:val="2"/>
+          <w:sz w:val="22"/>
+          <w:szCs w:val="22"/>
         </w:rPr>
         <w:t xml:space="preserve">    else:</w:t>
       </w:r>
@@ -1884,7 +2268,10 @@
       </w:pPr>
       <w:r>
         <w:rPr>
-          <w:rFonts w:ascii="Verdana" w:hAnsi="Verdana"/>
+          <w:rFonts w:ascii="Verdana" w:hAnsi="Verdana" w:eastAsia="Calibri" w:cs="Verdana" w:eastAsiaTheme="minorHAnsi" w:csTheme="minorBidi"/>
+          <w:kern w:val="2"/>
+          <w:sz w:val="22"/>
+          <w:szCs w:val="22"/>
         </w:rPr>
         <w:t xml:space="preserve">        valor_final = valor_base</w:t>
       </w:r>
@@ -1897,7 +2284,10 @@
       </w:pPr>
       <w:r>
         <w:rPr>
-          <w:rFonts w:ascii="Verdana" w:hAnsi="Verdana"/>
+          <w:rFonts w:ascii="Verdana" w:hAnsi="Verdana" w:eastAsia="Calibri" w:cs="Verdana" w:eastAsiaTheme="minorHAnsi" w:csTheme="minorBidi"/>
+          <w:kern w:val="2"/>
+          <w:sz w:val="22"/>
+          <w:szCs w:val="22"/>
         </w:rPr>
         <w:t xml:space="preserve">        </w:t>
       </w:r>
@@ -1910,7 +2300,10 @@
       </w:pPr>
       <w:r>
         <w:rPr>
-          <w:rFonts w:ascii="Verdana" w:hAnsi="Verdana"/>
+          <w:rFonts w:ascii="Verdana" w:hAnsi="Verdana" w:eastAsia="Calibri" w:cs="Verdana" w:eastAsiaTheme="minorHAnsi" w:csTheme="minorBidi"/>
+          <w:kern w:val="2"/>
+          <w:sz w:val="22"/>
+          <w:szCs w:val="22"/>
         </w:rPr>
         <w:t xml:space="preserve">    return valor_final</w:t>
       </w:r>
@@ -1930,7 +2323,10 @@
       </w:pPr>
       <w:r>
         <w:rPr>
-          <w:rFonts w:ascii="Verdana" w:hAnsi="Verdana"/>
+          <w:rFonts w:ascii="Verdana" w:hAnsi="Verdana" w:eastAsia="Calibri" w:cs="Verdana" w:eastAsiaTheme="minorHAnsi" w:csTheme="minorBidi"/>
+          <w:kern w:val="2"/>
+          <w:sz w:val="22"/>
+          <w:szCs w:val="22"/>
         </w:rPr>
         <w:t>def realizar_checkout(idade, vagas, valor_base, cupom):</w:t>
       </w:r>
@@ -1943,7 +2339,10 @@
       </w:pPr>
       <w:r>
         <w:rPr>
-          <w:rFonts w:ascii="Verdana" w:hAnsi="Verdana"/>
+          <w:rFonts w:ascii="Verdana" w:hAnsi="Verdana" w:eastAsia="Calibri" w:cs="Verdana" w:eastAsiaTheme="minorHAnsi" w:csTheme="minorBidi"/>
+          <w:kern w:val="2"/>
+          <w:sz w:val="22"/>
+          <w:szCs w:val="22"/>
         </w:rPr>
         <w:t xml:space="preserve">    status = validar_inscricao(idade, vagas)</w:t>
       </w:r>
@@ -1956,7 +2355,10 @@
       </w:pPr>
       <w:r>
         <w:rPr>
-          <w:rFonts w:ascii="Verdana" w:hAnsi="Verdana"/>
+          <w:rFonts w:ascii="Verdana" w:hAnsi="Verdana" w:eastAsia="Calibri" w:cs="Verdana" w:eastAsiaTheme="minorHAnsi" w:csTheme="minorBidi"/>
+          <w:kern w:val="2"/>
+          <w:sz w:val="22"/>
+          <w:szCs w:val="22"/>
         </w:rPr>
         <w:t xml:space="preserve">    if status == "Inscrição Permitida.":</w:t>
       </w:r>
@@ -1969,7 +2371,10 @@
       </w:pPr>
       <w:r>
         <w:rPr>
-          <w:rFonts w:ascii="Verdana" w:hAnsi="Verdana"/>
+          <w:rFonts w:ascii="Verdana" w:hAnsi="Verdana" w:eastAsia="Calibri" w:cs="Verdana" w:eastAsiaTheme="minorHAnsi" w:csTheme="minorBidi"/>
+          <w:kern w:val="2"/>
+          <w:sz w:val="22"/>
+          <w:szCs w:val="22"/>
         </w:rPr>
         <w:t xml:space="preserve">        valor_pago = calcular_valor_ingresso(valor_base, cupom)</w:t>
       </w:r>
@@ -1982,7 +2387,10 @@
       </w:pPr>
       <w:r>
         <w:rPr>
-          <w:rFonts w:ascii="Verdana" w:hAnsi="Verdana"/>
+          <w:rFonts w:ascii="Verdana" w:hAnsi="Verdana" w:eastAsia="Calibri" w:cs="Verdana" w:eastAsiaTheme="minorHAnsi" w:csTheme="minorBidi"/>
+          <w:kern w:val="2"/>
+          <w:sz w:val="22"/>
+          <w:szCs w:val="22"/>
         </w:rPr>
         <w:t xml:space="preserve">        vagas = vagas - 1</w:t>
       </w:r>
@@ -1995,7 +2403,10 @@
       </w:pPr>
       <w:r>
         <w:rPr>
-          <w:rFonts w:ascii="Verdana" w:hAnsi="Verdana"/>
+          <w:rFonts w:ascii="Verdana" w:hAnsi="Verdana" w:eastAsia="Calibri" w:cs="Verdana" w:eastAsiaTheme="minorHAnsi" w:csTheme="minorBidi"/>
+          <w:kern w:val="2"/>
+          <w:sz w:val="22"/>
+          <w:szCs w:val="22"/>
         </w:rPr>
         <w:t xml:space="preserve">        return {</w:t>
       </w:r>
@@ -2008,7 +2419,10 @@
       </w:pPr>
       <w:r>
         <w:rPr>
-          <w:rFonts w:ascii="Verdana" w:hAnsi="Verdana"/>
+          <w:rFonts w:ascii="Verdana" w:hAnsi="Verdana" w:eastAsia="Calibri" w:cs="Verdana" w:eastAsiaTheme="minorHAnsi" w:csTheme="minorBidi"/>
+          <w:kern w:val="2"/>
+          <w:sz w:val="22"/>
+          <w:szCs w:val="22"/>
         </w:rPr>
         <w:t xml:space="preserve">            "sucesso": True,</w:t>
       </w:r>
@@ -2021,7 +2435,10 @@
       </w:pPr>
       <w:r>
         <w:rPr>
-          <w:rFonts w:ascii="Verdana" w:hAnsi="Verdana"/>
+          <w:rFonts w:ascii="Verdana" w:hAnsi="Verdana" w:eastAsia="Calibri" w:cs="Verdana" w:eastAsiaTheme="minorHAnsi" w:csTheme="minorBidi"/>
+          <w:kern w:val="2"/>
+          <w:sz w:val="22"/>
+          <w:szCs w:val="22"/>
         </w:rPr>
         <w:t xml:space="preserve">            "mensagem": "Inscrição realizada!",</w:t>
       </w:r>
@@ -2034,7 +2451,10 @@
       </w:pPr>
       <w:r>
         <w:rPr>
-          <w:rFonts w:ascii="Verdana" w:hAnsi="Verdana"/>
+          <w:rFonts w:ascii="Verdana" w:hAnsi="Verdana" w:eastAsia="Calibri" w:cs="Verdana" w:eastAsiaTheme="minorHAnsi" w:csTheme="minorBidi"/>
+          <w:kern w:val="2"/>
+          <w:sz w:val="22"/>
+          <w:szCs w:val="22"/>
         </w:rPr>
         <w:t xml:space="preserve">            "valor_pago": valor_pago,</w:t>
       </w:r>
@@ -2047,7 +2467,10 @@
       </w:pPr>
       <w:r>
         <w:rPr>
-          <w:rFonts w:ascii="Verdana" w:hAnsi="Verdana"/>
+          <w:rFonts w:ascii="Verdana" w:hAnsi="Verdana" w:eastAsia="Calibri" w:cs="Verdana" w:eastAsiaTheme="minorHAnsi" w:csTheme="minorBidi"/>
+          <w:kern w:val="2"/>
+          <w:sz w:val="22"/>
+          <w:szCs w:val="22"/>
         </w:rPr>
         <w:t xml:space="preserve">            "vagas_restantes": vagas</w:t>
       </w:r>
@@ -2060,7 +2483,10 @@
       </w:pPr>
       <w:r>
         <w:rPr>
-          <w:rFonts w:ascii="Verdana" w:hAnsi="Verdana"/>
+          <w:rFonts w:ascii="Verdana" w:hAnsi="Verdana" w:eastAsia="Calibri" w:cs="Verdana" w:eastAsiaTheme="minorHAnsi" w:csTheme="minorBidi"/>
+          <w:kern w:val="2"/>
+          <w:sz w:val="22"/>
+          <w:szCs w:val="22"/>
         </w:rPr>
         <w:t xml:space="preserve">        }</w:t>
       </w:r>
@@ -2073,7 +2499,10 @@
       </w:pPr>
       <w:r>
         <w:rPr>
-          <w:rFonts w:ascii="Verdana" w:hAnsi="Verdana"/>
+          <w:rFonts w:ascii="Verdana" w:hAnsi="Verdana" w:eastAsia="Calibri" w:cs="Verdana" w:eastAsiaTheme="minorHAnsi" w:csTheme="minorBidi"/>
+          <w:kern w:val="2"/>
+          <w:sz w:val="22"/>
+          <w:szCs w:val="22"/>
         </w:rPr>
         <w:t xml:space="preserve">    else:</w:t>
       </w:r>
@@ -2086,7 +2515,10 @@
       </w:pPr>
       <w:r>
         <w:rPr>
-          <w:rFonts w:ascii="Verdana" w:hAnsi="Verdana"/>
+          <w:rFonts w:ascii="Verdana" w:hAnsi="Verdana" w:eastAsia="Calibri" w:cs="Verdana" w:eastAsiaTheme="minorHAnsi" w:csTheme="minorBidi"/>
+          <w:kern w:val="2"/>
+          <w:sz w:val="22"/>
+          <w:szCs w:val="22"/>
         </w:rPr>
         <w:t xml:space="preserve">        return {</w:t>
       </w:r>
@@ -2099,7 +2531,10 @@
       </w:pPr>
       <w:r>
         <w:rPr>
-          <w:rFonts w:ascii="Verdana" w:hAnsi="Verdana"/>
+          <w:rFonts w:ascii="Verdana" w:hAnsi="Verdana" w:eastAsia="Calibri" w:cs="Verdana" w:eastAsiaTheme="minorHAnsi" w:csTheme="minorBidi"/>
+          <w:kern w:val="2"/>
+          <w:sz w:val="22"/>
+          <w:szCs w:val="22"/>
         </w:rPr>
         <w:t xml:space="preserve">            "sucesso": False,</w:t>
       </w:r>
@@ -2112,7 +2547,10 @@
       </w:pPr>
       <w:r>
         <w:rPr>
-          <w:rFonts w:ascii="Verdana" w:hAnsi="Verdana"/>
+          <w:rFonts w:ascii="Verdana" w:hAnsi="Verdana" w:eastAsia="Calibri" w:cs="Verdana" w:eastAsiaTheme="minorHAnsi" w:csTheme="minorBidi"/>
+          <w:kern w:val="2"/>
+          <w:sz w:val="22"/>
+          <w:szCs w:val="22"/>
         </w:rPr>
         <w:t xml:space="preserve">            "mensagem": status,</w:t>
       </w:r>
@@ -2125,7 +2563,10 @@
       </w:pPr>
       <w:r>
         <w:rPr>
-          <w:rFonts w:ascii="Verdana" w:hAnsi="Verdana"/>
+          <w:rFonts w:ascii="Verdana" w:hAnsi="Verdana" w:eastAsia="Calibri" w:cs="Verdana" w:eastAsiaTheme="minorHAnsi" w:csTheme="minorBidi"/>
+          <w:kern w:val="2"/>
+          <w:sz w:val="22"/>
+          <w:szCs w:val="22"/>
         </w:rPr>
         <w:t xml:space="preserve">            "valor_pago": 0,</w:t>
       </w:r>
@@ -2138,7 +2579,10 @@
       </w:pPr>
       <w:r>
         <w:rPr>
-          <w:rFonts w:ascii="Verdana" w:hAnsi="Verdana"/>
+          <w:rFonts w:ascii="Verdana" w:hAnsi="Verdana" w:eastAsia="Calibri" w:cs="Verdana" w:eastAsiaTheme="minorHAnsi" w:csTheme="minorBidi"/>
+          <w:kern w:val="2"/>
+          <w:sz w:val="22"/>
+          <w:szCs w:val="22"/>
         </w:rPr>
         <w:t xml:space="preserve">            "vagas_restantes": vagas</w:t>
       </w:r>
@@ -2151,7 +2595,10 @@
       </w:pPr>
       <w:r>
         <w:rPr>
-          <w:rFonts w:ascii="Verdana" w:hAnsi="Verdana"/>
+          <w:rFonts w:ascii="Verdana" w:hAnsi="Verdana" w:eastAsia="Calibri" w:cs="Verdana" w:eastAsiaTheme="minorHAnsi" w:csTheme="minorBidi"/>
+          <w:kern w:val="2"/>
+          <w:sz w:val="22"/>
+          <w:szCs w:val="22"/>
         </w:rPr>
         <w:t xml:space="preserve">        }</w:t>
       </w:r>
@@ -2166,9 +2613,12 @@
       </w:pPr>
       <w:r>
         <w:rPr>
-          <w:rFonts w:ascii="Verdana" w:hAnsi="Verdana"/>
+          <w:rFonts w:ascii="Verdana" w:hAnsi="Verdana" w:eastAsia="Calibri" w:cs="Verdana" w:eastAsiaTheme="minorHAnsi" w:csTheme="minorBidi"/>
           <w:b/>
           <w:bCs/>
+          <w:kern w:val="2"/>
+          <w:sz w:val="22"/>
+          <w:szCs w:val="22"/>
         </w:rPr>
         <w:t>Atividade Prática – Guia de Trabalho</w:t>
       </w:r>
@@ -2181,9 +2631,12 @@
       </w:pPr>
       <w:r>
         <w:rPr>
-          <w:rFonts w:ascii="Verdana" w:hAnsi="Verdana"/>
+          <w:rFonts w:ascii="Verdana" w:hAnsi="Verdana" w:eastAsia="Calibri" w:cs="Verdana" w:eastAsiaTheme="minorHAnsi" w:csTheme="minorBidi"/>
           <w:b/>
           <w:bCs/>
+          <w:kern w:val="2"/>
+          <w:sz w:val="22"/>
+          <w:szCs w:val="22"/>
         </w:rPr>
         <w:t>Exercício 1: Caça aos Bugs (Análise de Código e Requisitos)</w:t>
       </w:r>
@@ -2196,7 +2649,10 @@
       </w:pPr>
       <w:r>
         <w:rPr>
-          <w:rFonts w:ascii="Verdana" w:hAnsi="Verdana"/>
+          <w:rFonts w:ascii="Verdana" w:hAnsi="Verdana" w:eastAsia="Calibri" w:cs="Verdana" w:eastAsiaTheme="minorHAnsi" w:csTheme="minorBidi"/>
+          <w:kern w:val="2"/>
+          <w:sz w:val="22"/>
+          <w:szCs w:val="22"/>
         </w:rPr>
         <w:t>Execute o código mentalmente (teste de mesa) ou rodando no VS Code/IDLE e responda:</w:t>
       </w:r>
@@ -2207,22 +2663,31 @@
           <w:ilvl w:val="0"/>
           <w:numId w:val="6"/>
         </w:numPr>
-        <w:rPr>
-          <w:rFonts w:ascii="Verdana" w:hAnsi="Verdana"/>
-        </w:rPr>
-      </w:pPr>
-      <w:r>
-        <w:rPr>
-          <w:rFonts w:ascii="Verdana" w:hAnsi="Verdana"/>
-        </w:rPr>
-        <w:t xml:space="preserve">Analise a função calcular_valor_ingresso(100, "ALUNO10"). Se o valor do ingresso for R$ 100,00 e o cupom der 10% de desconto, </w:t>
-      </w:r>
-      <w:r>
-        <w:rPr>
-          <w:rFonts w:ascii="Verdana" w:hAnsi="Verdana"/>
-        </w:rPr>
-        <w:lastRenderedPageBreak/>
-        <w:t>qual deveria ser o valor final? Qual valor o código realmente retornou? Onde está o erro/defeito?</w:t>
+        <w:ind w:left="720" w:hanging="360"/>
+        <w:rPr>
+          <w:rFonts w:ascii="Verdana" w:hAnsi="Verdana"/>
+        </w:rPr>
+      </w:pPr>
+      <w:r>
+        <w:rPr>
+          <w:rFonts w:ascii="Verdana" w:hAnsi="Verdana" w:eastAsia="Calibri" w:cs="Verdana" w:eastAsiaTheme="minorHAnsi" w:csTheme="minorBidi"/>
+          <w:kern w:val="2"/>
+          <w:sz w:val="22"/>
+          <w:szCs w:val="22"/>
+        </w:rPr>
+        <w:t xml:space="preserve">Analise a função calcular_valor_ingresso(100, "ALUNO10"). Se o valor do ingresso for R$ 100,00 e o cupom der 10% de desconto, qual deveria ser o valor final? Qual valor o código realmente retornou? Onde está o erro/defeito? Resposta: O valor final deveria ser 90 e código retornou 90 corretamente mas foi apenas uma </w:t>
+      </w:r>
+      <w:r>
+        <w:t>coincidência</w:t>
+      </w:r>
+      <w:r>
+        <w:rPr>
+          <w:rFonts w:ascii="Verdana" w:hAnsi="Verdana" w:eastAsia="Calibri" w:cs="Verdana" w:eastAsiaTheme="minorHAnsi" w:csTheme="minorBidi"/>
+          <w:kern w:val="2"/>
+          <w:sz w:val="22"/>
+          <w:szCs w:val="22"/>
+        </w:rPr>
+        <w:t xml:space="preserve"> pois está escrito -10 em vez de diminuir com porcentagem</w:t>
       </w:r>
     </w:p>
     <w:p>
@@ -2231,43 +2696,59 @@
           <w:ilvl w:val="0"/>
           <w:numId w:val="6"/>
         </w:numPr>
-        <w:rPr>
-          <w:rFonts w:ascii="Verdana" w:hAnsi="Verdana"/>
-        </w:rPr>
-      </w:pPr>
-      <w:r>
-        <w:rPr>
-          <w:rFonts w:ascii="Verdana" w:hAnsi="Verdana"/>
+        <w:ind w:left="720" w:hanging="360"/>
+        <w:rPr>
+          <w:rFonts w:ascii="Verdana" w:hAnsi="Verdana"/>
+        </w:rPr>
+      </w:pPr>
+      <w:r>
+        <w:rPr>
+          <w:rFonts w:ascii="Verdana" w:hAnsi="Verdana" w:eastAsia="Calibri" w:cs="Verdana" w:eastAsiaTheme="minorHAnsi" w:csTheme="minorBidi"/>
+          <w:kern w:val="2"/>
+          <w:sz w:val="22"/>
+          <w:szCs w:val="22"/>
         </w:rPr>
         <w:t xml:space="preserve">A qual tipo de teste essa verificação do cupom pertence: </w:t>
       </w:r>
       <w:r>
         <w:rPr>
-          <w:rFonts w:ascii="Verdana" w:hAnsi="Verdana"/>
+          <w:rFonts w:ascii="Verdana" w:hAnsi="Verdana" w:eastAsia="Calibri" w:cs="Verdana" w:eastAsiaTheme="minorHAnsi" w:csTheme="minorBidi"/>
           <w:b/>
           <w:bCs/>
+          <w:kern w:val="2"/>
+          <w:sz w:val="22"/>
+          <w:szCs w:val="22"/>
         </w:rPr>
         <w:t>Funcional</w:t>
       </w:r>
       <w:r>
         <w:rPr>
-          <w:rFonts w:ascii="Verdana" w:hAnsi="Verdana"/>
+          <w:rFonts w:ascii="Verdana" w:hAnsi="Verdana" w:eastAsia="Calibri" w:cs="Verdana" w:eastAsiaTheme="minorHAnsi" w:csTheme="minorBidi"/>
+          <w:kern w:val="2"/>
+          <w:sz w:val="22"/>
+          <w:szCs w:val="22"/>
         </w:rPr>
         <w:t xml:space="preserve"> ou </w:t>
       </w:r>
       <w:r>
         <w:rPr>
-          <w:rFonts w:ascii="Verdana" w:hAnsi="Verdana"/>
+          <w:rFonts w:ascii="Verdana" w:hAnsi="Verdana" w:eastAsia="Calibri" w:cs="Verdana" w:eastAsiaTheme="minorHAnsi" w:csTheme="minorBidi"/>
           <w:b/>
           <w:bCs/>
+          <w:kern w:val="2"/>
+          <w:sz w:val="22"/>
+          <w:szCs w:val="22"/>
         </w:rPr>
         <w:t>Não Funcional</w:t>
       </w:r>
       <w:r>
         <w:rPr>
-          <w:rFonts w:ascii="Verdana" w:hAnsi="Verdana"/>
-        </w:rPr>
-        <w:t xml:space="preserve">? Justifique. </w:t>
+          <w:rFonts w:ascii="Verdana" w:hAnsi="Verdana" w:eastAsia="Calibri" w:cs="Verdana" w:eastAsiaTheme="minorHAnsi" w:csTheme="minorBidi"/>
+          <w:kern w:val="2"/>
+          <w:sz w:val="22"/>
+          <w:szCs w:val="22"/>
+        </w:rPr>
+        <w:t>? Justifique. Resposta: Funcional, pois é um dos requisitos e precisa funcionar porque se não seria uma falha</w:t>
       </w:r>
     </w:p>
     <w:p>
@@ -2276,42 +2757,58 @@
           <w:ilvl w:val="0"/>
           <w:numId w:val="6"/>
         </w:numPr>
-        <w:rPr>
-          <w:rFonts w:ascii="Verdana" w:hAnsi="Verdana"/>
-        </w:rPr>
-      </w:pPr>
-      <w:r>
-        <w:rPr>
-          <w:rFonts w:ascii="Verdana" w:hAnsi="Verdana"/>
+        <w:ind w:left="720" w:hanging="360"/>
+        <w:rPr>
+          <w:rFonts w:ascii="Verdana" w:hAnsi="Verdana"/>
+        </w:rPr>
+      </w:pPr>
+      <w:r>
+        <w:rPr>
+          <w:rFonts w:ascii="Verdana" w:hAnsi="Verdana" w:eastAsia="Calibri" w:cs="Verdana" w:eastAsiaTheme="minorHAnsi" w:csTheme="minorBidi"/>
+          <w:kern w:val="2"/>
+          <w:sz w:val="22"/>
+          <w:szCs w:val="22"/>
         </w:rPr>
         <w:t xml:space="preserve">Se testarmos apenas a função validar_inscricao() isoladamente, qual </w:t>
       </w:r>
       <w:r>
         <w:rPr>
-          <w:rFonts w:ascii="Verdana" w:hAnsi="Verdana"/>
+          <w:rFonts w:ascii="Verdana" w:hAnsi="Verdana" w:eastAsia="Calibri" w:cs="Verdana" w:eastAsiaTheme="minorHAnsi" w:csTheme="minorBidi"/>
           <w:b/>
           <w:bCs/>
+          <w:kern w:val="2"/>
+          <w:sz w:val="22"/>
+          <w:szCs w:val="22"/>
         </w:rPr>
         <w:t>Nível de Teste</w:t>
       </w:r>
       <w:r>
         <w:rPr>
-          <w:rFonts w:ascii="Verdana" w:hAnsi="Verdana"/>
-        </w:rPr>
-        <w:t xml:space="preserve"> estamos executando? </w:t>
-      </w:r>
-    </w:p>
-    <w:p>
-      <w:pPr>
-        <w:rPr>
-          <w:rFonts w:ascii="Verdana" w:hAnsi="Verdana"/>
-        </w:rPr>
-      </w:pPr>
-      <w:r>
-        <w:rPr>
-          <w:rFonts w:ascii="Verdana" w:hAnsi="Verdana"/>
+          <w:rFonts w:ascii="Verdana" w:hAnsi="Verdana" w:eastAsia="Calibri" w:cs="Verdana" w:eastAsiaTheme="minorHAnsi" w:csTheme="minorBidi"/>
+          <w:kern w:val="2"/>
+          <w:sz w:val="22"/>
+          <w:szCs w:val="22"/>
+        </w:rPr>
+        <w:t xml:space="preserve"> estamos executando? Resposta: </w:t>
+      </w:r>
+      <w:r>
+        <w:t>Teste Unitário, porque foi apenas uma parte específica do código</w:t>
+      </w:r>
+    </w:p>
+    <w:p>
+      <w:pPr>
+        <w:rPr>
+          <w:rFonts w:ascii="Verdana" w:hAnsi="Verdana"/>
+        </w:rPr>
+      </w:pPr>
+      <w:r>
+        <w:rPr>
+          <w:rFonts w:ascii="Verdana" w:hAnsi="Verdana" w:eastAsia="Calibri" w:cs="Verdana" w:eastAsiaTheme="minorHAnsi" w:csTheme="minorBidi"/>
           <w:b/>
           <w:bCs/>
+          <w:kern w:val="2"/>
+          <w:sz w:val="22"/>
+          <w:szCs w:val="22"/>
         </w:rPr>
         <w:t>Exercício 2: Classificação de Testes (Caso TechSolutions)</w:t>
       </w:r>
@@ -2324,35 +2821,50 @@
       </w:pPr>
       <w:r>
         <w:rPr>
-          <w:rFonts w:ascii="Verdana" w:hAnsi="Verdana"/>
+          <w:rFonts w:ascii="Verdana" w:hAnsi="Verdana" w:eastAsia="Calibri" w:cs="Verdana" w:eastAsiaTheme="minorHAnsi" w:csTheme="minorBidi"/>
+          <w:kern w:val="2"/>
+          <w:sz w:val="22"/>
+          <w:szCs w:val="22"/>
         </w:rPr>
         <w:t xml:space="preserve">Classifique cada situação abaixo como </w:t>
       </w:r>
       <w:r>
         <w:rPr>
-          <w:rFonts w:ascii="Verdana" w:hAnsi="Verdana"/>
+          <w:rFonts w:ascii="Verdana" w:hAnsi="Verdana" w:eastAsia="Calibri" w:cs="Verdana" w:eastAsiaTheme="minorHAnsi" w:csTheme="minorBidi"/>
           <w:b/>
           <w:bCs/>
+          <w:kern w:val="2"/>
+          <w:sz w:val="22"/>
+          <w:szCs w:val="22"/>
         </w:rPr>
         <w:t>[F] Funcional</w:t>
       </w:r>
       <w:r>
         <w:rPr>
-          <w:rFonts w:ascii="Verdana" w:hAnsi="Verdana"/>
+          <w:rFonts w:ascii="Verdana" w:hAnsi="Verdana" w:eastAsia="Calibri" w:cs="Verdana" w:eastAsiaTheme="minorHAnsi" w:csTheme="minorBidi"/>
+          <w:kern w:val="2"/>
+          <w:sz w:val="22"/>
+          <w:szCs w:val="22"/>
         </w:rPr>
         <w:t xml:space="preserve"> ou </w:t>
       </w:r>
       <w:r>
         <w:rPr>
-          <w:rFonts w:ascii="Verdana" w:hAnsi="Verdana"/>
+          <w:rFonts w:ascii="Verdana" w:hAnsi="Verdana" w:eastAsia="Calibri" w:cs="Verdana" w:eastAsiaTheme="minorHAnsi" w:csTheme="minorBidi"/>
           <w:b/>
           <w:bCs/>
+          <w:kern w:val="2"/>
+          <w:sz w:val="22"/>
+          <w:szCs w:val="22"/>
         </w:rPr>
         <w:t>[NF] Não Funcional</w:t>
       </w:r>
       <w:r>
         <w:rPr>
-          <w:rFonts w:ascii="Verdana" w:hAnsi="Verdana"/>
+          <w:rFonts w:ascii="Verdana" w:hAnsi="Verdana" w:eastAsia="Calibri" w:cs="Verdana" w:eastAsiaTheme="minorHAnsi" w:csTheme="minorBidi"/>
+          <w:kern w:val="2"/>
+          <w:sz w:val="22"/>
+          <w:szCs w:val="22"/>
         </w:rPr>
         <w:t>:</w:t>
       </w:r>
@@ -2363,15 +2875,19 @@
           <w:ilvl w:val="0"/>
           <w:numId w:val="7"/>
         </w:numPr>
-        <w:rPr>
-          <w:rFonts w:ascii="Verdana" w:hAnsi="Verdana"/>
-        </w:rPr>
-      </w:pPr>
-      <w:r>
-        <w:rPr>
-          <w:rFonts w:ascii="Verdana" w:hAnsi="Verdana"/>
-        </w:rPr>
-        <w:t xml:space="preserve">( ) Verificar se o aplicativo carrega a lista de palestras em menos de 2 segundos. </w:t>
+        <w:ind w:left="720" w:hanging="360"/>
+        <w:rPr>
+          <w:rFonts w:ascii="Verdana" w:hAnsi="Verdana"/>
+        </w:rPr>
+      </w:pPr>
+      <w:r>
+        <w:rPr>
+          <w:rFonts w:ascii="Verdana" w:hAnsi="Verdana" w:eastAsia="Calibri" w:cs="Verdana" w:eastAsiaTheme="minorHAnsi" w:csTheme="minorBidi"/>
+          <w:kern w:val="2"/>
+          <w:sz w:val="22"/>
+          <w:szCs w:val="22"/>
+        </w:rPr>
+        <w:t xml:space="preserve">(NF) Verificar se o aplicativo carrega a lista de palestras em menos de 2 segundos. </w:t>
       </w:r>
     </w:p>
     <w:p>
@@ -2380,15 +2896,19 @@
           <w:ilvl w:val="0"/>
           <w:numId w:val="7"/>
         </w:numPr>
-        <w:rPr>
-          <w:rFonts w:ascii="Verdana" w:hAnsi="Verdana"/>
-        </w:rPr>
-      </w:pPr>
-      <w:r>
-        <w:rPr>
-          <w:rFonts w:ascii="Verdana" w:hAnsi="Verdana"/>
-        </w:rPr>
-        <w:t xml:space="preserve">( ) Testar se o botão "Emitir Certificado" gera um PDF com o nome correto do participante. </w:t>
+        <w:ind w:left="720" w:hanging="360"/>
+        <w:rPr>
+          <w:rFonts w:ascii="Verdana" w:hAnsi="Verdana"/>
+        </w:rPr>
+      </w:pPr>
+      <w:r>
+        <w:rPr>
+          <w:rFonts w:ascii="Verdana" w:hAnsi="Verdana" w:eastAsia="Calibri" w:cs="Verdana" w:eastAsiaTheme="minorHAnsi" w:csTheme="minorBidi"/>
+          <w:kern w:val="2"/>
+          <w:sz w:val="22"/>
+          <w:szCs w:val="22"/>
+        </w:rPr>
+        <w:t xml:space="preserve">(F) Testar se o botão "Emitir Certificado" gera um PDF com o nome correto do participante. </w:t>
       </w:r>
     </w:p>
     <w:p>
@@ -2397,15 +2917,19 @@
           <w:ilvl w:val="0"/>
           <w:numId w:val="7"/>
         </w:numPr>
-        <w:rPr>
-          <w:rFonts w:ascii="Verdana" w:hAnsi="Verdana"/>
-        </w:rPr>
-      </w:pPr>
-      <w:r>
-        <w:rPr>
-          <w:rFonts w:ascii="Verdana" w:hAnsi="Verdana"/>
-        </w:rPr>
-        <w:t xml:space="preserve">( ) Garantir que as senhas dos alunos sejam salvas criptografadas no banco de dados. </w:t>
+        <w:ind w:left="720" w:hanging="360"/>
+        <w:rPr>
+          <w:rFonts w:ascii="Verdana" w:hAnsi="Verdana"/>
+        </w:rPr>
+      </w:pPr>
+      <w:r>
+        <w:rPr>
+          <w:rFonts w:ascii="Verdana" w:hAnsi="Verdana" w:eastAsia="Calibri" w:cs="Verdana" w:eastAsiaTheme="minorHAnsi" w:csTheme="minorBidi"/>
+          <w:kern w:val="2"/>
+          <w:sz w:val="22"/>
+          <w:szCs w:val="22"/>
+        </w:rPr>
+        <w:t xml:space="preserve">(NF) Garantir que as senhas dos alunos sejam salvas criptografadas no banco de dados. </w:t>
       </w:r>
     </w:p>
     <w:p>
@@ -2414,15 +2938,19 @@
           <w:ilvl w:val="0"/>
           <w:numId w:val="7"/>
         </w:numPr>
-        <w:rPr>
-          <w:rFonts w:ascii="Verdana" w:hAnsi="Verdana"/>
-        </w:rPr>
-      </w:pPr>
-      <w:r>
-        <w:rPr>
-          <w:rFonts w:ascii="Verdana" w:hAnsi="Verdana"/>
-        </w:rPr>
-        <w:t xml:space="preserve">( ) Testar se o aplicativo suporta 5.000 alunos acessando simultaneamente às 19h. </w:t>
+        <w:ind w:left="720" w:hanging="360"/>
+        <w:rPr>
+          <w:rFonts w:ascii="Verdana" w:hAnsi="Verdana"/>
+        </w:rPr>
+      </w:pPr>
+      <w:r>
+        <w:rPr>
+          <w:rFonts w:ascii="Verdana" w:hAnsi="Verdana" w:eastAsia="Calibri" w:cs="Verdana" w:eastAsiaTheme="minorHAnsi" w:csTheme="minorBidi"/>
+          <w:kern w:val="2"/>
+          <w:sz w:val="22"/>
+          <w:szCs w:val="22"/>
+        </w:rPr>
+        <w:t xml:space="preserve">(NF ) Testar se o aplicativo suporta 5.000 alunos acessando simultaneamente às 19h. </w:t>
       </w:r>
     </w:p>
     <w:p>
@@ -2431,15 +2959,19 @@
           <w:ilvl w:val="0"/>
           <w:numId w:val="7"/>
         </w:numPr>
-        <w:rPr>
-          <w:rFonts w:ascii="Verdana" w:hAnsi="Verdana"/>
-        </w:rPr>
-      </w:pPr>
-      <w:r>
-        <w:rPr>
-          <w:rFonts w:ascii="Verdana" w:hAnsi="Verdana"/>
-        </w:rPr>
-        <w:t xml:space="preserve">( ) Testar se o filtro de busca por "Workshops de Python" exibe apenas os eventos da área. </w:t>
+        <w:ind w:left="720" w:hanging="360"/>
+        <w:rPr>
+          <w:rFonts w:ascii="Verdana" w:hAnsi="Verdana"/>
+        </w:rPr>
+      </w:pPr>
+      <w:r>
+        <w:rPr>
+          <w:rFonts w:ascii="Verdana" w:hAnsi="Verdana" w:eastAsia="Calibri" w:cs="Verdana" w:eastAsiaTheme="minorHAnsi" w:csTheme="minorBidi"/>
+          <w:kern w:val="2"/>
+          <w:sz w:val="22"/>
+          <w:szCs w:val="22"/>
+        </w:rPr>
+        <w:t xml:space="preserve">( F) Testar se o filtro de busca por "Workshops de Python" exibe apenas os eventos da área. </w:t>
       </w:r>
     </w:p>
     <w:p>
@@ -2452,7 +2984,6 @@
     <w:sectPr>
       <w:pgSz w:w="11906" w:h="16838"/>
       <w:pgMar w:top="1417" w:right="1701" w:bottom="1417" w:left="1701" w:header="708" w:footer="708" w:gutter="0"/>
-      <w:cols w:space="708"/>
       <w:docGrid w:linePitch="360"/>
     </w:sectPr>
   </w:body>

--- a/Aula1_aluno.docx
+++ b/Aula1_aluno.docx
@@ -2241,7 +2241,7 @@
           <w:sz w:val="22"/>
           <w:szCs w:val="22"/>
         </w:rPr>
-        <w:t xml:space="preserve">        valor_final = valor_base - 10  # Aplica o desconto</w:t>
+        <w:t xml:space="preserve">        valor_final = valor_base - 10  # Aplica o desconto e deveria estar escrito valor_base * 0.10</w:t>
       </w:r>
     </w:p>
     <w:p>
